--- a/docs/Praman-Solution-Walkthrough.docx
+++ b/docs/Praman-Solution-Walkthrough.docx
@@ -2,6 +2,7 @@
 <file path=word/document.xml><?xml version="1.0" encoding="utf-8"?>
 <w:document xmlns:wpc="http://schemas.microsoft.com/office/word/2010/wordprocessingCanvas" xmlns:mo="http://schemas.microsoft.com/office/mac/office/2008/main" xmlns:mc="http://schemas.openxmlformats.org/markup-compatibility/2006" xmlns:mv="urn:schemas-microsoft-com:mac:vml" xmlns:o="urn:schemas-microsoft-com:office:office" xmlns:r="http://schemas.openxmlformats.org/officeDocument/2006/relationships" xmlns:m="http://schemas.openxmlformats.org/officeDocument/2006/math" xmlns:v="urn:schemas-microsoft-com:vml" xmlns:wp14="http://schemas.microsoft.com/office/word/2010/wordprocessingDrawing" xmlns:wp="http://schemas.openxmlformats.org/drawingml/2006/wordprocessingDrawing" xmlns:w10="urn:schemas-microsoft-com:office:word" xmlns:w="http://schemas.openxmlformats.org/wordprocessingml/2006/main" xmlns:w14="http://schemas.microsoft.com/office/word/2010/wordml" xmlns:wpg="http://schemas.microsoft.com/office/word/2010/wordprocessingGroup" xmlns:wpi="http://schemas.microsoft.com/office/word/2010/wordprocessingInk" xmlns:wne="http://schemas.microsoft.com/office/word/2006/wordml" xmlns:wps="http://schemas.microsoft.com/office/word/2010/wordprocessingShape" mc:Ignorable="w14 wp14">
   <w:body>
+    <w:p/>
     <w:p>
       <w:pPr>
         <w:pStyle w:val="Title"/>
@@ -20,10 +21,11 @@
       </w:pPr>
       <w:r>
         <w:rPr>
-          <w:b/>
-          <w:sz w:val="26"/>
+          <w:i/>
+          <w:color w:val="5B6675"/>
+          <w:sz w:val="20"/>
         </w:rPr>
-        <w:t>Breach and attack simulation for agentic payment mandates</w:t>
+        <w:t>प्रमाण  ·  proof; evidence; that which establishes a claim</w:t>
       </w:r>
     </w:p>
     <w:p>
@@ -31,11 +33,58 @@
         <w:jc w:val="center"/>
       </w:pPr>
       <w:r>
-        <w:t>Mastercard Innovation Challenge @ GFF 2026  ·  30 August 2026</w:t>
+        <w:rPr>
+          <w:b/>
+          <w:sz w:val="27"/>
+        </w:rPr>
+        <w:t>Breach and attack simulation for agentic payment mandates</w:t>
+      </w:r>
+    </w:p>
+    <w:p>
+      <w:pPr>
+        <w:spacing w:after="80"/>
+        <w:pBdr>
+          <w:bottom w:val="single" w:sz="8" w:space="1" w:color="C02B3E"/>
+        </w:pBdr>
+      </w:pPr>
+    </w:p>
+    <w:p>
+      <w:pPr>
+        <w:jc w:val="center"/>
+      </w:pPr>
+      <w:r>
+        <w:rPr>
+          <w:color w:val="5B6675"/>
+          <w:sz w:val="21"/>
+        </w:rPr>
+        <w:t>A product report  ·  Mastercard Innovation Challenge @ GFF 2026</w:t>
+      </w:r>
+    </w:p>
+    <w:p>
+      <w:pPr>
+        <w:jc w:val="center"/>
+      </w:pPr>
+      <w:r>
+        <w:rPr>
+          <w:b/>
+          <w:sz w:val="23"/>
+        </w:rPr>
+        <w:t>Team AIZEN</w:t>
+      </w:r>
+    </w:p>
+    <w:p>
+      <w:pPr>
+        <w:jc w:val="center"/>
+      </w:pPr>
+      <w:r>
+        <w:rPr>
+          <w:sz w:val="20"/>
+        </w:rPr>
+        <w:t>Prepared 30 August 2026</w:t>
         <w:br/>
-        <w:t>Repository: https://github.com/DnyaneshU/praman</w:t>
+        <w:t>Source code: https://github.com/DnyaneshU/praman</w:t>
         <w:br/>
-        <w:t>Live prototype: https://huggingface.co/spaces/DnyaneshU/praman</w:t>
+        <w:t>Working prototype: https://huggingface.co/spaces/DnyaneshU/praman</w:t>
       </w:r>
     </w:p>
     <w:p/>
@@ -44,7 +93,7 @@
         <w:pStyle w:val="IntenseQuote"/>
       </w:pPr>
       <w:r>
-        <w:t>An AI agent holds a signed mandate to spend your money. Praman attacks that mandate, measures what a control actually stops, then lets the attacker adapt and measures it again. Every figure in this document is read out of the committed results in the repository at build time; none of it is typed by hand.</w:t>
+        <w:t>An AI agent holds a signed mandate to spend your money. Praman attacks that mandate, measures what a control actually stops, then lets the attacker adapt and measures it again. Every figure in this report is read out of the committed results in the repository at build time. None of it is typed by hand.</w:t>
       </w:r>
     </w:p>
     <w:p>
@@ -52,22 +101,237 @@
         <w:pStyle w:val="Heading1"/>
       </w:pPr>
       <w:r>
-        <w:t>1. The problem</w:t>
+        <w:t>The position, in eight numbers</w:t>
       </w:r>
     </w:p>
     <w:p>
       <w:r>
-        <w:t>The industry is converging on cryptographically signed mandate chains — Google AP2, NPCI's Unified Agent Protocol, Mastercard Agent Pay — to let agents transact on a human's behalf. A user signs an Intent, a merchant issues a Cart, the agent signs a Payment.</w:t>
+        <w:rPr>
+          <w:color w:val="5B6675"/>
+          <w:sz w:val="20"/>
+        </w:rPr>
+        <w:t>Read from the committed campaigns at build time. The undefended row is the same harness with the control removed — one argument's difference — which is what makes the comparison honest rather than flattering.</w:t>
       </w:r>
     </w:p>
+    <w:tbl>
+      <w:tblPr>
+        <w:tblStyle w:val="LightList-Accent1"/>
+        <w:tblW w:type="auto" w:w="0"/>
+        <w:tblLook w:firstColumn="1" w:firstRow="1" w:lastColumn="0" w:lastRow="0" w:noHBand="0" w:noVBand="1" w:val="04A0"/>
+      </w:tblPr>
+      <w:tblGrid>
+        <w:gridCol w:w="4320"/>
+        <w:gridCol w:w="4320"/>
+      </w:tblGrid>
+      <w:tr>
+        <w:tc>
+          <w:tcPr>
+            <w:tcW w:type="dxa" w:w="4320"/>
+          </w:tcPr>
+          <w:p>
+            <w:r>
+              <w:rPr>
+                <w:b/>
+              </w:rPr>
+              <w:t>Measure</w:t>
+            </w:r>
+          </w:p>
+        </w:tc>
+        <w:tc>
+          <w:tcPr>
+            <w:tcW w:type="dxa" w:w="4320"/>
+          </w:tcPr>
+          <w:p>
+            <w:r>
+              <w:rPr>
+                <w:b/>
+              </w:rPr>
+              <w:t>Result</w:t>
+            </w:r>
+          </w:p>
+        </w:tc>
+      </w:tr>
+      <w:tr>
+        <w:tc>
+          <w:tcPr>
+            <w:tcW w:type="dxa" w:w="4320"/>
+          </w:tcPr>
+          <w:p>
+            <w:r>
+              <w:t>Attack vectors mapped</w:t>
+            </w:r>
+          </w:p>
+        </w:tc>
+        <w:tc>
+          <w:tcPr>
+            <w:tcW w:type="dxa" w:w="4320"/>
+          </w:tcPr>
+          <w:p>
+            <w:r>
+              <w:t>34 across 7 surfaces</w:t>
+            </w:r>
+          </w:p>
+        </w:tc>
+      </w:tr>
+      <w:tr>
+        <w:tc>
+          <w:tcPr>
+            <w:tcW w:type="dxa" w:w="4320"/>
+          </w:tcPr>
+          <w:p>
+            <w:r>
+              <w:t>Built, run and measured</w:t>
+            </w:r>
+          </w:p>
+        </w:tc>
+        <w:tc>
+          <w:tcPr>
+            <w:tcW w:type="dxa" w:w="4320"/>
+          </w:tcPr>
+          <w:p>
+            <w:r>
+              <w:t>6 of 34</w:t>
+            </w:r>
+          </w:p>
+        </w:tc>
+      </w:tr>
+      <w:tr>
+        <w:tc>
+          <w:tcPr>
+            <w:tcW w:type="dxa" w:w="4320"/>
+          </w:tcPr>
+          <w:p>
+            <w:r>
+              <w:t>Attack success with no control</w:t>
+            </w:r>
+          </w:p>
+        </w:tc>
+        <w:tc>
+          <w:tcPr>
+            <w:tcW w:type="dxa" w:w="4320"/>
+          </w:tcPr>
+          <w:p>
+            <w:r>
+              <w:t>100.0%</w:t>
+            </w:r>
+          </w:p>
+        </w:tc>
+      </w:tr>
+      <w:tr>
+        <w:tc>
+          <w:tcPr>
+            <w:tcW w:type="dxa" w:w="4320"/>
+          </w:tcPr>
+          <w:p>
+            <w:r>
+              <w:t>Attack success behind Tier 1</w:t>
+            </w:r>
+          </w:p>
+        </w:tc>
+        <w:tc>
+          <w:tcPr>
+            <w:tcW w:type="dxa" w:w="4320"/>
+          </w:tcPr>
+          <w:p>
+            <w:r>
+              <w:t>16.7%</w:t>
+            </w:r>
+          </w:p>
+        </w:tc>
+      </w:tr>
+      <w:tr>
+        <w:tc>
+          <w:tcPr>
+            <w:tcW w:type="dxa" w:w="4320"/>
+          </w:tcPr>
+          <w:p>
+            <w:r>
+              <w:t>Harm prevented</w:t>
+            </w:r>
+          </w:p>
+        </w:tc>
+        <w:tc>
+          <w:tcPr>
+            <w:tcW w:type="dxa" w:w="4320"/>
+          </w:tcPr>
+          <w:p>
+            <w:r>
+              <w:t>₹55,360.00 of the value at risk</w:t>
+            </w:r>
+          </w:p>
+        </w:tc>
+      </w:tr>
+      <w:tr>
+        <w:tc>
+          <w:tcPr>
+            <w:tcW w:type="dxa" w:w="4320"/>
+          </w:tcPr>
+          <w:p>
+            <w:r>
+              <w:t>Honest traffic still settling</w:t>
+            </w:r>
+          </w:p>
+        </w:tc>
+        <w:tc>
+          <w:tcPr>
+            <w:tcW w:type="dxa" w:w="4320"/>
+          </w:tcPr>
+          <w:p>
+            <w:r>
+              <w:t>100%</w:t>
+            </w:r>
+          </w:p>
+        </w:tc>
+      </w:tr>
+      <w:tr>
+        <w:tc>
+          <w:tcPr>
+            <w:tcW w:type="dxa" w:w="4320"/>
+          </w:tcPr>
+          <w:p>
+            <w:r>
+              <w:t>Attack success once the attacker adapts</w:t>
+            </w:r>
+          </w:p>
+        </w:tc>
+        <w:tc>
+          <w:tcPr>
+            <w:tcW w:type="dxa" w:w="4320"/>
+          </w:tcPr>
+          <w:p>
+            <w:r>
+              <w:t>+50.0 points</w:t>
+            </w:r>
+          </w:p>
+        </w:tc>
+      </w:tr>
+      <w:tr>
+        <w:tc>
+          <w:tcPr>
+            <w:tcW w:type="dxa" w:w="4320"/>
+          </w:tcPr>
+          <w:p>
+            <w:r>
+              <w:t>Cost of the control</w:t>
+            </w:r>
+          </w:p>
+        </w:tc>
+        <w:tc>
+          <w:tcPr>
+            <w:tcW w:type="dxa" w:w="4320"/>
+          </w:tcPr>
+          <w:p>
+            <w:r>
+              <w:t>3.5 ms per authorisation; no model, no network</w:t>
+            </w:r>
+          </w:p>
+        </w:tc>
+      </w:tr>
+    </w:tbl>
+    <w:p/>
     <w:p>
       <w:r>
-        <w:t>Every signature verifying does not mean the chain is sound. The attacks that matter forge nothing: they break a relationship between documents that nothing is checking. A cart that no longer serves its intent. A payment that leaves for someone who did not issue the cart. One authorisation redeemed three times at once. In each case every signature is valid and the money is gone.</w:t>
-      </w:r>
-    </w:p>
-    <w:p>
-      <w:r>
-        <w:t>Breach-and-attack simulation exists for networks and endpoints — Cymulate, AttackIQ, Picus. Nobody simulates attacks against a mandate. That is the gap Praman fills, and it is why the system is built as a red team and a blue team that feed each other rather than as a detector alone.</w:t>
+        <w:br w:type="page"/>
       </w:r>
     </w:p>
     <w:p>
@@ -75,12 +339,935 @@
         <w:pStyle w:val="Heading1"/>
       </w:pPr>
       <w:r>
-        <w:t>2. Identify — the attack surface, mapped</w:t>
+        <w:t>Part I  ·  Why we built this</w:t>
+      </w:r>
+    </w:p>
+    <w:p>
+      <w:pPr>
+        <w:pStyle w:val="Heading2"/>
+      </w:pPr>
+      <w:r>
+        <w:t>The market is about to hand agents a wallet</w:t>
       </w:r>
     </w:p>
     <w:p>
       <w:r>
-        <w:t>34 attack vectors across 7 surfaces of the payment stack. 6 are built, run, and measured against a control; the rest are mapped and explicitly marked as not built. That split is deliberate. Identification is research — what could go wrong, mapped as widely as we can see. Implementation is evidence — what we have actually run. Reporting them as one number is how an attack catalogue becomes a marketing document, and a test in the repository fails the build if the corpus and the code ever disagree.</w:t>
+        <w:t>The industry has converged on a single answer to the question of how an AI agent spends a human's money: cryptographically signed mandate chains. Google's AP2, NPCI's Unified Agent Protocol, Mastercard Agent Pay. A user signs an Intent, a merchant issues a Cart, the agent signs a Payment. Three documents, three signatures, one purchase.</w:t>
+      </w:r>
+    </w:p>
+    <w:p>
+      <w:r>
+        <w:t>This is a good design. It is also being deployed on the assumption that valid signatures mean a sound transaction, and those are not the same claim.</w:t>
+      </w:r>
+    </w:p>
+    <w:p>
+      <w:pPr>
+        <w:pStyle w:val="Heading2"/>
+      </w:pPr>
+      <w:r>
+        <w:t>The gap nobody is pricing</w:t>
+      </w:r>
+    </w:p>
+    <w:p>
+      <w:r>
+        <w:t>A signature proves who wrote a document. It proves nothing about the relationship between that document and the one before it. The attacks that matter forge nothing at all:</w:t>
+      </w:r>
+    </w:p>
+    <w:p>
+      <w:pPr>
+        <w:pStyle w:val="ListBullet"/>
+      </w:pPr>
+      <w:r>
+        <w:t>A cart that no longer serves the intent it claims to answer.</w:t>
+      </w:r>
+    </w:p>
+    <w:p>
+      <w:pPr>
+        <w:pStyle w:val="ListBullet"/>
+      </w:pPr>
+      <w:r>
+        <w:t>A payment that leaves for a beneficiary who did not issue the cart.</w:t>
+      </w:r>
+    </w:p>
+    <w:p>
+      <w:pPr>
+        <w:pStyle w:val="ListBullet"/>
+      </w:pPr>
+      <w:r>
+        <w:t>One authorisation redeemed three times, concurrently.</w:t>
+      </w:r>
+    </w:p>
+    <w:p>
+      <w:pPr>
+        <w:pStyle w:val="ListBullet"/>
+      </w:pPr>
+      <w:r>
+        <w:t>A line item inside the total charged but absent from the summary shown.</w:t>
+      </w:r>
+    </w:p>
+    <w:p>
+      <w:r>
+        <w:t>In each case every signature verifies, every document is authentic, and the money is gone. The vulnerability is not in any one mandate. It is in the joints between them — and a joint is exactly the thing a signature does not cover.</w:t>
+      </w:r>
+    </w:p>
+    <w:p>
+      <w:pPr>
+        <w:pStyle w:val="Heading2"/>
+      </w:pPr>
+      <w:r>
+        <w:t>Why nobody has measured it</w:t>
+      </w:r>
+    </w:p>
+    <w:p>
+      <w:r>
+        <w:t>Breach-and-attack simulation is a mature category for networks and endpoints: Cymulate, AttackIQ, Picus and others will attack your infrastructure on a schedule and report what your controls actually stopped. Nobody does this for a payment mandate. The tooling that exists either verifies signatures — which is not the failure mode — or scores transactions after settlement, which is a chargeback, not a defense.</w:t>
+      </w:r>
+    </w:p>
+    <w:p>
+      <w:r>
+        <w:rPr>
+          <w:b/>
+        </w:rPr>
+        <w:t>So the question that decides whether any of this is safe — how much money does this control actually save, against an attacker who is trying — has no instrument to answer it. Praman is that instrument.</w:t>
+      </w:r>
+    </w:p>
+    <w:p>
+      <w:pPr>
+        <w:pStyle w:val="Heading1"/>
+      </w:pPr>
+      <w:r>
+        <w:t>Part II  ·  What Praman is, and the philosophy behind it</w:t>
+      </w:r>
+    </w:p>
+    <w:p>
+      <w:r>
+        <w:t>Praman is a measuring instrument, not a detector. It is four pieces that check each other:</w:t>
+      </w:r>
+    </w:p>
+    <w:tbl>
+      <w:tblPr>
+        <w:tblStyle w:val="LightGrid-Accent1"/>
+        <w:tblW w:type="auto" w:w="0"/>
+        <w:tblLook w:firstColumn="1" w:firstRow="1" w:lastColumn="0" w:lastRow="0" w:noHBand="0" w:noVBand="1" w:val="04A0"/>
+      </w:tblPr>
+      <w:tblGrid>
+        <w:gridCol w:w="2880"/>
+        <w:gridCol w:w="2880"/>
+        <w:gridCol w:w="2880"/>
+      </w:tblGrid>
+      <w:tr>
+        <w:tc>
+          <w:tcPr>
+            <w:tcW w:type="dxa" w:w="2880"/>
+          </w:tcPr>
+          <w:p>
+            <w:r>
+              <w:rPr>
+                <w:b/>
+              </w:rPr>
+              <w:t>Component</w:t>
+            </w:r>
+          </w:p>
+        </w:tc>
+        <w:tc>
+          <w:tcPr>
+            <w:tcW w:type="dxa" w:w="2880"/>
+          </w:tcPr>
+          <w:p>
+            <w:r>
+              <w:rPr>
+                <w:b/>
+              </w:rPr>
+              <w:t>What it is</w:t>
+            </w:r>
+          </w:p>
+        </w:tc>
+        <w:tc>
+          <w:tcPr>
+            <w:tcW w:type="dxa" w:w="2880"/>
+          </w:tcPr>
+          <w:p>
+            <w:r>
+              <w:rPr>
+                <w:b/>
+              </w:rPr>
+              <w:t>What it settles</w:t>
+            </w:r>
+          </w:p>
+        </w:tc>
+      </w:tr>
+      <w:tr>
+        <w:tc>
+          <w:tcPr>
+            <w:tcW w:type="dxa" w:w="2880"/>
+          </w:tcPr>
+          <w:p>
+            <w:r>
+              <w:t>The range</w:t>
+            </w:r>
+          </w:p>
+        </w:tc>
+        <w:tc>
+          <w:tcPr>
+            <w:tcW w:type="dxa" w:w="2880"/>
+          </w:tcPr>
+          <w:p>
+            <w:r>
+              <w:t>A simulated payment rail — signed mandates, a merchant population, a double-entry ledger</w:t>
+            </w:r>
+          </w:p>
+        </w:tc>
+        <w:tc>
+          <w:tcPr>
+            <w:tcW w:type="dxa" w:w="2880"/>
+          </w:tcPr>
+          <w:p>
+            <w:r>
+              <w:t>Where an attack's money actually ends up</w:t>
+            </w:r>
+          </w:p>
+        </w:tc>
+      </w:tr>
+      <w:tr>
+        <w:tc>
+          <w:tcPr>
+            <w:tcW w:type="dxa" w:w="2880"/>
+          </w:tcPr>
+          <w:p>
+            <w:r>
+              <w:t>Red</w:t>
+            </w:r>
+          </w:p>
+        </w:tc>
+        <w:tc>
+          <w:tcPr>
+            <w:tcW w:type="dxa" w:w="2880"/>
+          </w:tcPr>
+          <w:p>
+            <w:r>
+              <w:t>An attack corpus, plus a defense-aware mutation search</w:t>
+            </w:r>
+          </w:p>
+        </w:tc>
+        <w:tc>
+          <w:tcPr>
+            <w:tcW w:type="dxa" w:w="2880"/>
+          </w:tcPr>
+          <w:p>
+            <w:r>
+              <w:t>What an attacker can do, including things nobody wrote down</w:t>
+            </w:r>
+          </w:p>
+        </w:tc>
+      </w:tr>
+      <w:tr>
+        <w:tc>
+          <w:tcPr>
+            <w:tcW w:type="dxa" w:w="2880"/>
+          </w:tcPr>
+          <w:p>
+            <w:r>
+              <w:t>Blue</w:t>
+            </w:r>
+          </w:p>
+        </w:tc>
+        <w:tc>
+          <w:tcPr>
+            <w:tcW w:type="dxa" w:w="2880"/>
+          </w:tcPr>
+          <w:p>
+            <w:r>
+              <w:t>A three-tier, out-of-band reference monitor</w:t>
+            </w:r>
+          </w:p>
+        </w:tc>
+        <w:tc>
+          <w:tcPr>
+            <w:tcW w:type="dxa" w:w="2880"/>
+          </w:tcPr>
+          <w:p>
+            <w:r>
+              <w:t>What a control stops, and what it costs to run</w:t>
+            </w:r>
+          </w:p>
+        </w:tc>
+      </w:tr>
+      <w:tr>
+        <w:tc>
+          <w:tcPr>
+            <w:tcW w:type="dxa" w:w="2880"/>
+          </w:tcPr>
+          <w:p>
+            <w:r>
+              <w:t>The arena</w:t>
+            </w:r>
+          </w:p>
+        </w:tc>
+        <w:tc>
+          <w:tcPr>
+            <w:tcW w:type="dxa" w:w="2880"/>
+          </w:tcPr>
+          <w:p>
+            <w:r>
+              <w:t>A browser view that replays any committed campaign</w:t>
+            </w:r>
+          </w:p>
+        </w:tc>
+        <w:tc>
+          <w:tcPr>
+            <w:tcW w:type="dxa" w:w="2880"/>
+          </w:tcPr>
+          <w:p>
+            <w:r>
+              <w:t>That the numbers are inspectable rather than asserted</w:t>
+            </w:r>
+          </w:p>
+        </w:tc>
+      </w:tr>
+    </w:tbl>
+    <w:p/>
+    <w:p>
+      <w:r>
+        <w:rPr>
+          <w:b/>
+        </w:rPr>
+        <w:t>The ledger is the arbiter, and that is the most important decision in the system. An attack succeeded if and only if the balance on an attacker-controlled account went up. No model, scorer or heuristic gets a vote. A harness whose detector decides whether the detector worked is grading its own homework.</w:t>
+      </w:r>
+    </w:p>
+    <w:p>
+      <w:pPr>
+        <w:pStyle w:val="Heading2"/>
+      </w:pPr>
+      <w:r>
+        <w:t>The decisions, and what we rejected</w:t>
+      </w:r>
+    </w:p>
+    <w:p>
+      <w:r>
+        <w:rPr>
+          <w:color w:val="5B6675"/>
+          <w:sz w:val="20"/>
+        </w:rPr>
+        <w:t>A product is also the set of things it refused to do. These are the choices that shaped Praman, each with the alternative we turned down and the reason.</w:t>
+      </w:r>
+    </w:p>
+    <w:tbl>
+      <w:tblPr>
+        <w:tblStyle w:val="LightGrid-Accent1"/>
+        <w:tblW w:type="auto" w:w="0"/>
+        <w:tblLook w:firstColumn="1" w:firstRow="1" w:lastColumn="0" w:lastRow="0" w:noHBand="0" w:noVBand="1" w:val="04A0"/>
+      </w:tblPr>
+      <w:tblGrid>
+        <w:gridCol w:w="2880"/>
+        <w:gridCol w:w="2880"/>
+        <w:gridCol w:w="2880"/>
+      </w:tblGrid>
+      <w:tr>
+        <w:tc>
+          <w:tcPr>
+            <w:tcW w:type="dxa" w:w="2880"/>
+          </w:tcPr>
+          <w:p>
+            <w:r>
+              <w:rPr>
+                <w:b/>
+              </w:rPr>
+              <w:t>Decision</w:t>
+            </w:r>
+          </w:p>
+        </w:tc>
+        <w:tc>
+          <w:tcPr>
+            <w:tcW w:type="dxa" w:w="2880"/>
+          </w:tcPr>
+          <w:p>
+            <w:r>
+              <w:rPr>
+                <w:b/>
+              </w:rPr>
+              <w:t>What we chose</w:t>
+            </w:r>
+          </w:p>
+        </w:tc>
+        <w:tc>
+          <w:tcPr>
+            <w:tcW w:type="dxa" w:w="2880"/>
+          </w:tcPr>
+          <w:p>
+            <w:r>
+              <w:rPr>
+                <w:b/>
+              </w:rPr>
+              <w:t>What we rejected, and why</w:t>
+            </w:r>
+          </w:p>
+        </w:tc>
+      </w:tr>
+      <w:tr>
+        <w:tc>
+          <w:tcPr>
+            <w:tcW w:type="dxa" w:w="2880"/>
+          </w:tcPr>
+          <w:p>
+            <w:r>
+              <w:t>What counts as success</w:t>
+            </w:r>
+          </w:p>
+        </w:tc>
+        <w:tc>
+          <w:tcPr>
+            <w:tcW w:type="dxa" w:w="2880"/>
+          </w:tcPr>
+          <w:p>
+            <w:r>
+              <w:t>A balance delta on the attacker's ledger account</w:t>
+            </w:r>
+          </w:p>
+        </w:tc>
+        <w:tc>
+          <w:tcPr>
+            <w:tcW w:type="dxa" w:w="2880"/>
+          </w:tcPr>
+          <w:p>
+            <w:r>
+              <w:t>The control's own verdict — the harness would be grading itself</w:t>
+            </w:r>
+          </w:p>
+        </w:tc>
+      </w:tr>
+      <w:tr>
+        <w:tc>
+          <w:tcPr>
+            <w:tcW w:type="dxa" w:w="2880"/>
+          </w:tcPr>
+          <w:p>
+            <w:r>
+              <w:t>Money</w:t>
+            </w:r>
+          </w:p>
+        </w:tc>
+        <w:tc>
+          <w:tcPr>
+            <w:tcW w:type="dxa" w:w="2880"/>
+          </w:tcPr>
+          <w:p>
+            <w:r>
+              <w:t>Decimal paise; floats rejected, not coerced</w:t>
+            </w:r>
+          </w:p>
+        </w:tc>
+        <w:tc>
+          <w:tcPr>
+            <w:tcW w:type="dxa" w:w="2880"/>
+          </w:tcPr>
+          <w:p>
+            <w:r>
+              <w:t>Silent coercion — a rounding error in a fraud harness is a number nobody can trust</w:t>
+            </w:r>
+          </w:p>
+        </w:tc>
+      </w:tr>
+      <w:tr>
+        <w:tc>
+          <w:tcPr>
+            <w:tcW w:type="dxa" w:w="2880"/>
+          </w:tcPr>
+          <w:p>
+            <w:r>
+              <w:t>How attacks sign</w:t>
+            </w:r>
+          </w:p>
+        </w:tc>
+        <w:tc>
+          <w:tcPr>
+            <w:tcW w:type="dxa" w:w="2880"/>
+          </w:tcPr>
+          <w:p>
+            <w:r>
+              <w:t>Only with keys the attacker legitimately holds</w:t>
+            </w:r>
+          </w:p>
+        </w:tc>
+        <w:tc>
+          <w:tcPr>
+            <w:tcW w:type="dxa" w:w="2880"/>
+          </w:tcPr>
+          <w:p>
+            <w:r>
+              <w:t>Forging the user's key — that tests our signature check, which already works</w:t>
+            </w:r>
+          </w:p>
+        </w:tc>
+      </w:tr>
+      <w:tr>
+        <w:tc>
+          <w:tcPr>
+            <w:tcW w:type="dxa" w:w="2880"/>
+          </w:tcPr>
+          <w:p>
+            <w:r>
+              <w:t>Order of the tiers</w:t>
+            </w:r>
+          </w:p>
+        </w:tc>
+        <w:tc>
+          <w:tcPr>
+            <w:tcW w:type="dxa" w:w="2880"/>
+          </w:tcPr>
+          <w:p>
+            <w:r>
+              <w:t>Deterministic arithmetic first, model second</w:t>
+            </w:r>
+          </w:p>
+        </w:tc>
+        <w:tc>
+          <w:tcPr>
+            <w:tcW w:type="dxa" w:w="2880"/>
+          </w:tcPr>
+          <w:p>
+            <w:r>
+              <w:t>Model first — a model that fails is unexplainable; a rule that fails names itself</w:t>
+            </w:r>
+          </w:p>
+        </w:tc>
+      </w:tr>
+      <w:tr>
+        <w:tc>
+          <w:tcPr>
+            <w:tcW w:type="dxa" w:w="2880"/>
+          </w:tcPr>
+          <w:p>
+            <w:r>
+              <w:t>Tier 3's authority</w:t>
+            </w:r>
+          </w:p>
+        </w:tc>
+        <w:tc>
+          <w:tcPr>
+            <w:tcW w:type="dxa" w:w="2880"/>
+          </w:tcPr>
+          <w:p>
+            <w:r>
+              <w:t>It escalates for review; it never blocks</w:t>
+            </w:r>
+          </w:p>
+        </w:tc>
+        <w:tc>
+          <w:tcPr>
+            <w:tcW w:type="dxa" w:w="2880"/>
+          </w:tcPr>
+          <w:p>
+            <w:r>
+              <w:t>Letting semantics refuse a payment — its first version escalated everything, at a 0% honest pass rate</w:t>
+            </w:r>
+          </w:p>
+        </w:tc>
+      </w:tr>
+      <w:tr>
+        <w:tc>
+          <w:tcPr>
+            <w:tcW w:type="dxa" w:w="2880"/>
+          </w:tcPr>
+          <w:p>
+            <w:r>
+              <w:t>The headline metric</w:t>
+            </w:r>
+          </w:p>
+        </w:tc>
+        <w:tc>
+          <w:tcPr>
+            <w:tcW w:type="dxa" w:w="2880"/>
+          </w:tcPr>
+          <w:p>
+            <w:r>
+              <w:t>The adaptive delta — how much better an attacker gets</w:t>
+            </w:r>
+          </w:p>
+        </w:tc>
+        <w:tc>
+          <w:tcPr>
+            <w:tcW w:type="dxa" w:w="2880"/>
+          </w:tcPr>
+          <w:p>
+            <w:r>
+              <w:t>Static attack success — every comparable tool reports round 0 and stops</w:t>
+            </w:r>
+          </w:p>
+        </w:tc>
+      </w:tr>
+      <w:tr>
+        <w:tc>
+          <w:tcPr>
+            <w:tcW w:type="dxa" w:w="2880"/>
+          </w:tcPr>
+          <w:p>
+            <w:r>
+              <w:t>Map versus build</w:t>
+            </w:r>
+          </w:p>
+        </w:tc>
+        <w:tc>
+          <w:tcPr>
+            <w:tcW w:type="dxa" w:w="2880"/>
+          </w:tcPr>
+          <w:p>
+            <w:r>
+              <w:t>Counted and reported separately, always</w:t>
+            </w:r>
+          </w:p>
+        </w:tc>
+        <w:tc>
+          <w:tcPr>
+            <w:tcW w:type="dxa" w:w="2880"/>
+          </w:tcPr>
+          <w:p>
+            <w:r>
+              <w:t>One combined figure — that is how an attack catalogue becomes a marketing document</w:t>
+            </w:r>
+          </w:p>
+        </w:tc>
+      </w:tr>
+      <w:tr>
+        <w:tc>
+          <w:tcPr>
+            <w:tcW w:type="dxa" w:w="2880"/>
+          </w:tcPr>
+          <w:p>
+            <w:r>
+              <w:t>Deployment</w:t>
+            </w:r>
+          </w:p>
+        </w:tc>
+        <w:tc>
+          <w:tcPr>
+            <w:tcW w:type="dxa" w:w="2880"/>
+          </w:tcPr>
+          <w:p>
+            <w:r>
+              <w:t>Static files: no server, no credential, no database</w:t>
+            </w:r>
+          </w:p>
+        </w:tc>
+        <w:tc>
+          <w:tcPr>
+            <w:tcW w:type="dxa" w:w="2880"/>
+          </w:tcPr>
+          <w:p>
+            <w:r>
+              <w:t>A container — free tiers sleep, and a judge's first visit pays the cold start</w:t>
+            </w:r>
+          </w:p>
+        </w:tc>
+      </w:tr>
+    </w:tbl>
+    <w:p/>
+    <w:p>
+      <w:pPr>
+        <w:pStyle w:val="Heading2"/>
+      </w:pPr>
+      <w:r>
+        <w:t>What would change our mind</w:t>
+      </w:r>
+    </w:p>
+    <w:p>
+      <w:r>
+        <w:t>A claim that cannot fail is not a finding. Three results would falsify the thesis of this project, and the harness is built so each of them would show:</w:t>
+      </w:r>
+    </w:p>
+    <w:p>
+      <w:pPr>
+        <w:pStyle w:val="ListBullet"/>
+      </w:pPr>
+      <w:r>
+        <w:t>If the adaptive delta were zero — an attacker allowed to read refusals and retry gets no further than the documented corpus — then Praman is a regression suite and the interesting claim is gone. The adaptive command exits non-zero if that happens.</w:t>
+      </w:r>
+    </w:p>
+    <w:p>
+      <w:pPr>
+        <w:pStyle w:val="ListBullet"/>
+      </w:pPr>
+      <w:r>
+        <w:t>If attack success against an undefended range were below 100%, the baseline would not be a baseline, and every prevention figure measured against it would be inflated. The campaign runner exits non-zero if that happens.</w:t>
+      </w:r>
+    </w:p>
+    <w:p>
+      <w:pPr>
+        <w:pStyle w:val="ListBullet"/>
+      </w:pPr>
+      <w:r>
+        <w:t>If honest traffic ever failed to settle, the control would be unshippable whatever its recall — so the benign pass rate is printed beside every headline number rather than in an appendix.</w:t>
+      </w:r>
+    </w:p>
+    <w:p>
+      <w:r>
+        <w:br w:type="page"/>
+      </w:r>
+    </w:p>
+    <w:p>
+      <w:pPr>
+        <w:pStyle w:val="Heading1"/>
+      </w:pPr>
+      <w:r>
+        <w:t>Part III  ·  What it does</w:t>
+      </w:r>
+    </w:p>
+    <w:p>
+      <w:r>
+        <w:t>Five capabilities, and one file format anybody can extend. This is the whole product surface.</w:t>
+      </w:r>
+    </w:p>
+    <w:tbl>
+      <w:tblPr>
+        <w:tblStyle w:val="LightGrid-Accent1"/>
+        <w:tblW w:type="auto" w:w="0"/>
+        <w:tblLook w:firstColumn="1" w:firstRow="1" w:lastColumn="0" w:lastRow="0" w:noHBand="0" w:noVBand="1" w:val="04A0"/>
+      </w:tblPr>
+      <w:tblGrid>
+        <w:gridCol w:w="2880"/>
+        <w:gridCol w:w="2880"/>
+        <w:gridCol w:w="2880"/>
+      </w:tblGrid>
+      <w:tr>
+        <w:tc>
+          <w:tcPr>
+            <w:tcW w:type="dxa" w:w="2880"/>
+          </w:tcPr>
+          <w:p>
+            <w:r>
+              <w:rPr>
+                <w:b/>
+              </w:rPr>
+              <w:t>Capability</w:t>
+            </w:r>
+          </w:p>
+        </w:tc>
+        <w:tc>
+          <w:tcPr>
+            <w:tcW w:type="dxa" w:w="2880"/>
+          </w:tcPr>
+          <w:p>
+            <w:r>
+              <w:rPr>
+                <w:b/>
+              </w:rPr>
+              <w:t>Command</w:t>
+            </w:r>
+          </w:p>
+        </w:tc>
+        <w:tc>
+          <w:tcPr>
+            <w:tcW w:type="dxa" w:w="2880"/>
+          </w:tcPr>
+          <w:p>
+            <w:r>
+              <w:rPr>
+                <w:b/>
+              </w:rPr>
+              <w:t>What comes back</w:t>
+            </w:r>
+          </w:p>
+        </w:tc>
+      </w:tr>
+      <w:tr>
+        <w:tc>
+          <w:tcPr>
+            <w:tcW w:type="dxa" w:w="2880"/>
+          </w:tcPr>
+          <w:p>
+            <w:r>
+              <w:t>Map the attack surface</w:t>
+            </w:r>
+          </w:p>
+        </w:tc>
+        <w:tc>
+          <w:tcPr>
+            <w:tcW w:type="dxa" w:w="2880"/>
+          </w:tcPr>
+          <w:p>
+            <w:r>
+              <w:t>python -m praman corpus</w:t>
+            </w:r>
+          </w:p>
+        </w:tc>
+        <w:tc>
+          <w:tcPr>
+            <w:tcW w:type="dxa" w:w="2880"/>
+          </w:tcPr>
+          <w:p>
+            <w:r>
+              <w:t>34 vectors across 7 surfaces, with the 6 that are built marked as built</w:t>
+            </w:r>
+          </w:p>
+        </w:tc>
+      </w:tr>
+      <w:tr>
+        <w:tc>
+          <w:tcPr>
+            <w:tcW w:type="dxa" w:w="2880"/>
+          </w:tcPr>
+          <w:p>
+            <w:r>
+              <w:t>Measure a control</w:t>
+            </w:r>
+          </w:p>
+        </w:tc>
+        <w:tc>
+          <w:tcPr>
+            <w:tcW w:type="dxa" w:w="2880"/>
+          </w:tcPr>
+          <w:p>
+            <w:r>
+              <w:t>python -m praman matrix</w:t>
+            </w:r>
+          </w:p>
+        </w:tc>
+        <w:tc>
+          <w:tcPr>
+            <w:tcW w:type="dxa" w:w="2880"/>
+          </w:tcPr>
+          <w:p>
+            <w:r>
+              <w:t>Every rail crossed with every control, baseline beside defended</w:t>
+            </w:r>
+          </w:p>
+        </w:tc>
+      </w:tr>
+      <w:tr>
+        <w:tc>
+          <w:tcPr>
+            <w:tcW w:type="dxa" w:w="2880"/>
+          </w:tcPr>
+          <w:p>
+            <w:r>
+              <w:t>Score it as a detector</w:t>
+            </w:r>
+          </w:p>
+        </w:tc>
+        <w:tc>
+          <w:tcPr>
+            <w:tcW w:type="dxa" w:w="2880"/>
+          </w:tcPr>
+          <w:p>
+            <w:r>
+              <w:t>python -m praman detect</w:t>
+            </w:r>
+          </w:p>
+        </w:tc>
+        <w:tc>
+          <w:tcPr>
+            <w:tcW w:type="dxa" w:w="2880"/>
+          </w:tcPr>
+          <w:p>
+            <w:r>
+              <w:t>Precision, recall, F1, false-positive rate and AUC, per campaign</w:t>
+            </w:r>
+          </w:p>
+        </w:tc>
+      </w:tr>
+      <w:tr>
+        <w:tc>
+          <w:tcPr>
+            <w:tcW w:type="dxa" w:w="2880"/>
+          </w:tcPr>
+          <w:p>
+            <w:r>
+              <w:t>Let the attacker adapt</w:t>
+            </w:r>
+          </w:p>
+        </w:tc>
+        <w:tc>
+          <w:tcPr>
+            <w:tcW w:type="dxa" w:w="2880"/>
+          </w:tcPr>
+          <w:p>
+            <w:r>
+              <w:t>python -m praman adapt</w:t>
+            </w:r>
+          </w:p>
+        </w:tc>
+        <w:tc>
+          <w:tcPr>
+            <w:tcW w:type="dxa" w:w="2880"/>
+          </w:tcPr>
+          <w:p>
+            <w:r>
+              <w:t>The static-versus-adaptive gap, and the strategy that broke each rule</w:t>
+            </w:r>
+          </w:p>
+        </w:tc>
+      </w:tr>
+      <w:tr>
+        <w:tc>
+          <w:tcPr>
+            <w:tcW w:type="dxa" w:w="2880"/>
+          </w:tcPr>
+          <w:p>
+            <w:r>
+              <w:t>Add your own test case</w:t>
+            </w:r>
+          </w:p>
+        </w:tc>
+        <w:tc>
+          <w:tcPr>
+            <w:tcW w:type="dxa" w:w="2880"/>
+          </w:tcPr>
+          <w:p>
+            <w:r>
+              <w:t>python -m praman run &lt;scenario.yaml&gt;</w:t>
+            </w:r>
+          </w:p>
+        </w:tc>
+        <w:tc>
+          <w:tcPr>
+            <w:tcW w:type="dxa" w:w="2880"/>
+          </w:tcPr>
+          <w:p>
+            <w:r>
+              <w:t>A new campaign in the arena — no code change, no redeploy</w:t>
+            </w:r>
+          </w:p>
+        </w:tc>
+      </w:tr>
+    </w:tbl>
+    <w:p/>
+    <w:p>
+      <w:r>
+        <w:t>The last row is what makes this a product rather than a demo. A teammate who wants to test a case we never thought of writes one YAML file — rail, control, attacks, an optional merchant overlay — and optionally one Python file for a genuinely new attack. It is validated, run, and appears in the arena beside the shipped campaigns, filed under its own heading so it is never mistaken for one of ours.</w:t>
+      </w:r>
+    </w:p>
+    <w:p>
+      <w:r>
+        <w:br w:type="page"/>
+      </w:r>
+    </w:p>
+    <w:p>
+      <w:pPr>
+        <w:pStyle w:val="Heading1"/>
+      </w:pPr>
+      <w:r>
+        <w:t>Part IV  ·  The engineering</w:t>
+      </w:r>
+    </w:p>
+    <w:p>
+      <w:r>
+        <w:rPr>
+          <w:color w:val="5B6675"/>
+          <w:sz w:val="20"/>
+        </w:rPr>
+        <w:t>Four books: what we identify, how we generate it, what defends against it, and what it would take to run in production.</w:t>
+      </w:r>
+    </w:p>
+    <w:p>
+      <w:pPr>
+        <w:pStyle w:val="Heading2"/>
+      </w:pPr>
+      <w:r>
+        <w:t>Book One  ·  Identify — the attack surface, mapped</w:t>
+      </w:r>
+    </w:p>
+    <w:p>
+      <w:r>
+        <w:t>34 attack vectors across 7 surfaces of the payment stack. 6 are built, run and measured against a control; the rest are mapped and explicitly marked as not built. That split is deliberate. Identification is research — what could go wrong, mapped as widely as we can see. Implementation is evidence — what we have actually run. Reporting them as one number is how an attack catalogue becomes a marketing document, and a test fails the build if the corpus and the code ever disagree.</w:t>
       </w:r>
     </w:p>
     <w:tbl>
@@ -452,17 +1639,18 @@
     </w:p>
     <w:p>
       <w:pPr>
-        <w:pStyle w:val="Heading2"/>
+        <w:pStyle w:val="Heading3"/>
       </w:pPr>
       <w:r>
         <w:t>The full map</w:t>
       </w:r>
     </w:p>
     <w:p>
-      <w:pPr>
-        <w:pStyle w:val="Heading3"/>
-      </w:pPr>
       <w:r>
+        <w:rPr>
+          <w:b/>
+          <w:sz w:val="21"/>
+        </w:rPr>
         <w:t>mandate-chain — The signed Intent -&gt; Cart -&gt; Payment protocol itself</w:t>
       </w:r>
     </w:p>
@@ -965,10 +2153,11 @@
     </w:tbl>
     <w:p/>
     <w:p>
-      <w:pPr>
-        <w:pStyle w:val="Heading3"/>
-      </w:pPr>
       <w:r>
+        <w:rPr>
+          <w:b/>
+          <w:sz w:val="21"/>
+        </w:rPr>
         <w:t>upi-rail — India's rails: UPI, Autopay, AePS, BBPS, e-RUPI</w:t>
       </w:r>
     </w:p>
@@ -1419,10 +2608,11 @@
     </w:tbl>
     <w:p/>
     <w:p>
-      <w:pPr>
-        <w:pStyle w:val="Heading3"/>
-      </w:pPr>
       <w:r>
+        <w:rPr>
+          <w:b/>
+          <w:sz w:val="21"/>
+        </w:rPr>
         <w:t>card-rail — Tokenisation, 3DS, merchant-initiated transactions</w:t>
       </w:r>
     </w:p>
@@ -1665,10 +2855,11 @@
     </w:tbl>
     <w:p/>
     <w:p>
-      <w:pPr>
-        <w:pStyle w:val="Heading3"/>
-      </w:pPr>
       <w:r>
+        <w:rPr>
+          <w:b/>
+          <w:sz w:val="21"/>
+        </w:rPr>
         <w:t>agent-protocol — Agent-to-agent trust, delegation, tool supply chain</w:t>
       </w:r>
     </w:p>
@@ -1963,10 +3154,11 @@
     </w:tbl>
     <w:p/>
     <w:p>
-      <w:pPr>
-        <w:pStyle w:val="Heading3"/>
-      </w:pPr>
       <w:r>
+        <w:rPr>
+          <w:b/>
+          <w:sz w:val="21"/>
+        </w:rPr>
         <w:t>agent-judgement — Subverting what the model decides to do</w:t>
       </w:r>
     </w:p>
@@ -2365,10 +3557,11 @@
     </w:tbl>
     <w:p/>
     <w:p>
-      <w:pPr>
-        <w:pStyle w:val="Heading3"/>
-      </w:pPr>
       <w:r>
+        <w:rPr>
+          <w:b/>
+          <w:sz w:val="21"/>
+        </w:rPr>
         <w:t>social — GenAI social engineering against the human</w:t>
       </w:r>
     </w:p>
@@ -2663,10 +3856,11 @@
     </w:tbl>
     <w:p/>
     <w:p>
-      <w:pPr>
-        <w:pStyle w:val="Heading3"/>
-      </w:pPr>
       <w:r>
+        <w:rPr>
+          <w:b/>
+          <w:sz w:val="21"/>
+        </w:rPr>
         <w:t>laundering — Moving the proceeds once the payment succeeds</w:t>
       </w:r>
     </w:p>
@@ -2858,20 +4052,23 @@
     <w:p/>
     <w:p>
       <w:r>
+        <w:rPr>
+          <w:b/>
+        </w:rPr>
         <w:t>Three independent entries — S-05 (scope escalation), I-22 (low-value offline bypass) and D-33 (structuring under review thresholds) — fail for want of the same missing control: cumulative accounting across mandates against a delegated cap. Three attack surfaces converging on one gap is the clearest signal in the map for what to build next, and finding that is what a map is for.</w:t>
       </w:r>
     </w:p>
     <w:p>
       <w:pPr>
-        <w:pStyle w:val="Heading1"/>
+        <w:pStyle w:val="Heading2"/>
       </w:pPr>
       <w:r>
-        <w:t>3. Generate — the range, and the search</w:t>
+        <w:t>Book Two  ·  Generate — the range, and the search</w:t>
       </w:r>
     </w:p>
     <w:p>
       <w:pPr>
-        <w:pStyle w:val="Heading2"/>
+        <w:pStyle w:val="Heading3"/>
       </w:pPr>
       <w:r>
         <w:t>Fidelity</w:t>
@@ -2882,7 +4079,7 @@
         <w:pStyle w:val="ListBullet"/>
       </w:pPr>
       <w:r>
-        <w:t>Mandates are signed with real ECDSA P-256 over a canonical serialisation, not mocked. An attack re-signs only with keys the attacker legitimately holds — its own merchant, or one whose key it has compromised — never the user's. An attack that forged the user's signature would be testing our signature check, which already works.</w:t>
+        <w:t>Mandates are signed with real ECDSA P-256 over a canonical serialisation, not mocked. An attack re-signs only with keys the attacker legitimately holds — its own merchant, or one whose key it has compromised — never the user's.</w:t>
       </w:r>
     </w:p>
     <w:p>
@@ -2898,7 +4095,7 @@
         <w:pStyle w:val="ListBullet"/>
       </w:pPr>
       <w:r>
-        <w:t>The ledger is SQLite with real transactions, and it refuses unmediated settlement. Harm is a balance delta on an account the attacker controls — no model, scorer or heuristic decides whether an attack succeeded.</w:t>
+        <w:t>The ledger is SQLite with real transactions, and it refuses unmediated settlement. Harm is a balance delta on an account the attacker controls.</w:t>
       </w:r>
     </w:p>
     <w:p>
@@ -2922,12 +4119,12 @@
         <w:pStyle w:val="ListBullet"/>
       </w:pPr>
       <w:r>
-        <w:t>Everything is seeded. The same seed reproduces every result field on any machine; timestamps and latencies are measurements of the run rather than results from it and are excluded by name. CI re-derives the committed numbers on every push.</w:t>
+        <w:t>Everything is seeded. The same seed reproduces every result field on any machine; timestamps and latencies are measurements of the run rather than results from it, and are excluded by name. CI re-derives the committed numbers on every push.</w:t>
       </w:r>
     </w:p>
     <w:p>
       <w:pPr>
-        <w:pStyle w:val="Heading2"/>
+        <w:pStyle w:val="Heading3"/>
       </w:pPr>
       <w:r>
         <w:t>The search — attacks nobody wrote</w:t>
@@ -2945,10 +4142,10 @@
     </w:p>
     <w:p>
       <w:pPr>
-        <w:pStyle w:val="Heading1"/>
+        <w:pStyle w:val="Heading2"/>
       </w:pPr>
       <w:r>
-        <w:t>4. Defend — three tiers, and what they actually catch</w:t>
+        <w:t>Book Three  ·  Defend — three tiers, and what they catch</w:t>
       </w:r>
     </w:p>
     <w:p>
@@ -2961,7 +4158,7 @@
         <w:pStyle w:val="ListBullet"/>
       </w:pPr>
       <w:r>
-        <w:t>Tier 1 — seven deterministic invariants over the chain. Arithmetic, no model, 3.5 ms per authorisation. It takes the entire model-independent structural class off the table and goes first because it is free.</w:t>
+        <w:t>Tier 1 — seven deterministic invariants over the chain. Arithmetic, no model, 3.5 ms per authorisation. It takes the entire model-independent structural class off the table, and goes first because it is free.</w:t>
       </w:r>
     </w:p>
     <w:p>
@@ -2982,7 +4179,7 @@
     </w:p>
     <w:p>
       <w:pPr>
-        <w:pStyle w:val="Heading2"/>
+        <w:pStyle w:val="Heading3"/>
       </w:pPr>
       <w:r>
         <w:t>Detection efficacy</w:t>
@@ -2994,10 +4191,11 @@
       </w:r>
     </w:p>
     <w:p>
-      <w:pPr>
-        <w:pStyle w:val="Heading3"/>
-      </w:pPr>
       <w:r>
+        <w:rPr>
+          <w:b/>
+          <w:sz w:val="21"/>
+        </w:rPr>
         <w:t>UPI Autopay</w:t>
       </w:r>
     </w:p>
@@ -3400,10 +4598,11 @@
     </w:tbl>
     <w:p/>
     <w:p>
-      <w:pPr>
-        <w:pStyle w:val="Heading3"/>
-      </w:pPr>
       <w:r>
+        <w:rPr>
+          <w:b/>
+          <w:sz w:val="21"/>
+        </w:rPr>
         <w:t>NPCI UAP</w:t>
       </w:r>
     </w:p>
@@ -3807,7 +5006,7 @@
     <w:p/>
     <w:p>
       <w:pPr>
-        <w:pStyle w:val="Heading2"/>
+        <w:pStyle w:val="Heading3"/>
       </w:pPr>
       <w:r>
         <w:t>Detection is not prevention</w:t>
@@ -3815,6 +5014,9 @@
     </w:p>
     <w:p>
       <w:r>
+        <w:rPr>
+          <w:b/>
+        </w:rPr>
         <w:t>Tier 1 flags every attack in the documented corpus — precision 1.000, recall 1.000, F1 1.000, zero false positives — and ₹3,996.00 still reaches the attacker. S-03 fires three concurrent redemptions at one authorisation; the control refuses two and the third settles. Every one of those episodes is a true positive by decision and a success by ledger.</w:t>
       </w:r>
     </w:p>
@@ -3825,7 +5027,7 @@
     </w:p>
     <w:p>
       <w:pPr>
-        <w:pStyle w:val="Heading2"/>
+        <w:pStyle w:val="Heading3"/>
       </w:pPr>
       <w:r>
         <w:t>What adaptation does</w:t>
@@ -3849,12 +5051,15 @@
     </w:p>
     <w:p>
       <w:r>
+        <w:rPr>
+          <w:b/>
+        </w:rPr>
         <w:t>That gap is the finding. Every comparable tool reports the round-0 number and stops. A control that holds against a documented attack list and folds in one round against an attacker that reads its rejection messages has not been tested.</w:t>
       </w:r>
     </w:p>
     <w:p>
       <w:pPr>
-        <w:pStyle w:val="Heading2"/>
+        <w:pStyle w:val="Heading3"/>
       </w:pPr>
       <w:r>
         <w:t>Where the learned tier stops</w:t>
@@ -3862,15 +5067,15 @@
     </w:p>
     <w:p>
       <w:r>
-        <w:t>Tier 2 catches 52 of 52 in-sample with zero false positives in 72, and 0% against either held-out merchant it was not trained on. AUC on the campaigns it judges is 0.917. That is reported rather than hidden: a learned tier generalises to variants of what it has seen, not to techniques nobody has run yet, which is precisely why Tier 1 goes first and why the headline result does not rest on a model.</w:t>
+        <w:t>Tier 2 catches 52 of 52 in-sample with zero false positives in 72, and 0% against either held-out merchant it was not trained on. AUC on the campaigns it judges is 0.917. That is reported rather than hidden: a learned tier generalises to variants of what it has seen, not to techniques nobody has run yet — which is precisely why Tier 1 goes first, and why the headline result does not rest on a model.</w:t>
       </w:r>
     </w:p>
     <w:p>
       <w:pPr>
-        <w:pStyle w:val="Heading1"/>
+        <w:pStyle w:val="Heading3"/>
       </w:pPr>
       <w:r>
-        <w:t>5. The victim model is a variable, not a constant</w:t>
+        <w:t>The victim model is a variable, not a constant</w:t>
       </w:r>
     </w:p>
     <w:p>
@@ -4067,10 +5272,10 @@
     </w:p>
     <w:p>
       <w:pPr>
-        <w:pStyle w:val="Heading1"/>
+        <w:pStyle w:val="Heading2"/>
       </w:pPr>
       <w:r>
-        <w:t>6. Real-world feasibility in live payments</w:t>
+        <w:t>Book Four  ·  Feasibility — running this in production</w:t>
       </w:r>
     </w:p>
     <w:p>
@@ -4094,7 +5299,7 @@
         <w:pStyle w:val="ListBullet"/>
       </w:pPr>
       <w:r>
-        <w:t>Every block names the rule it enforced with observed and expected values. A control that cannot say why it refused is unusable in a regulated environment, and this is asserted by a test rather than claimed.</w:t>
+        <w:t>Every block names the rule it enforced, with observed and expected values. A control that cannot say why it refused is unusable in a regulated environment, and this is asserted by a test rather than claimed.</w:t>
       </w:r>
     </w:p>
     <w:p>
@@ -4102,7 +5307,7 @@
         <w:pStyle w:val="ListBullet"/>
       </w:pPr>
       <w:r>
-        <w:t>Benign pass rate is 100% across every committed campaign. A control that refuses honest traffic will be switched off in production whatever its recall, so the false-positive rate is printed beside every headline number.</w:t>
+        <w:t>Benign pass rate is 100% across every committed campaign. A control that refuses honest traffic will be switched off in production whatever its recall.</w:t>
       </w:r>
     </w:p>
     <w:p>
@@ -4123,10 +5328,10 @@
     </w:p>
     <w:p>
       <w:pPr>
-        <w:pStyle w:val="Heading2"/>
+        <w:pStyle w:val="Heading3"/>
       </w:pPr>
       <w:r>
-        <w:t>Honest limits</w:t>
+        <w:t>Risks and honest limits</w:t>
       </w:r>
     </w:p>
     <w:p>
@@ -4140,11 +5345,21 @@
       </w:r>
     </w:p>
     <w:p>
+      <w:r>
+        <w:t>The range is a simulation — a high-fidelity one, with real signatures, real decimal arithmetic and a real ledger, but a simulation. A production deployment would meet merchant populations, rail semantics and volumes we have modelled rather than observed. What transfers is the method and the control; the specific rates would have to be re-measured on real traffic, and the harness is built to be pointed at it.</w:t>
+      </w:r>
+    </w:p>
+    <w:p>
+      <w:r>
+        <w:br w:type="page"/>
+      </w:r>
+    </w:p>
+    <w:p>
       <w:pPr>
         <w:pStyle w:val="Heading1"/>
       </w:pPr>
       <w:r>
-        <w:t>7. Reproduce every number in this document</w:t>
+        <w:t>Appendix  ·  Reproduce every number in this report</w:t>
       </w:r>
     </w:p>
     <w:p>
@@ -4158,6 +5373,14 @@
       </w:pPr>
       <w:r>
         <w:t>pip install -e ".[dev]"   —   install</w:t>
+      </w:r>
+    </w:p>
+    <w:p>
+      <w:pPr>
+        <w:pStyle w:val="ListBullet"/>
+      </w:pPr>
+      <w:r>
+        <w:t>python -m praman demo   —   one honest purchase, settled end to end</w:t>
       </w:r>
     </w:p>
     <w:p>
@@ -4217,8 +5440,32 @@
       </w:r>
     </w:p>
     <w:p>
+      <w:pPr>
+        <w:pStyle w:val="ListBullet"/>
+      </w:pPr>
       <w:r>
-        <w:t>A teammate adds a test case by writing one YAML file and running `python -m praman run &lt;file&gt;`; the campaign appears in the arena with no code change and no redeploy.</w:t>
+        <w:t>python -m praman walkthrough   —   rebuild this document from the results</w:t>
+      </w:r>
+    </w:p>
+    <w:p>
+      <w:pPr>
+        <w:spacing w:after="80"/>
+        <w:pBdr>
+          <w:bottom w:val="single" w:sz="4" w:space="1" w:color="5B6675"/>
+        </w:pBdr>
+      </w:pPr>
+    </w:p>
+    <w:p>
+      <w:pPr>
+        <w:jc w:val="center"/>
+      </w:pPr>
+      <w:r>
+        <w:rPr>
+          <w:i/>
+          <w:color w:val="5B6675"/>
+          <w:sz w:val="18"/>
+        </w:rPr>
+        <w:t>Generated by `python -m praman walkthrough`. Every quantity in this report was read from the repository's committed results at build time; a test in the suite fails if it can no longer be.</w:t>
       </w:r>
     </w:p>
     <w:sectPr>
@@ -4594,6 +5841,14 @@
     <w:name w:val="Normal"/>
     <w:qFormat/>
     <w:rsid w:val="00FC693F"/>
+    <w:pPr>
+      <w:spacing w:after="140"/>
+    </w:pPr>
+    <w:rPr>
+      <w:rFonts w:ascii="Calibri" w:hAnsi="Calibri"/>
+      <w:color w:val="111822"/>
+      <w:sz w:val="21"/>
+    </w:rPr>
   </w:style>
   <w:style w:type="paragraph" w:styleId="Header">
     <w:name w:val="header"/>
@@ -4654,11 +5909,11 @@
       <w:outlineLvl w:val="0"/>
     </w:pPr>
     <w:rPr>
-      <w:rFonts w:asciiTheme="majorHAnsi" w:eastAsiaTheme="majorEastAsia" w:hAnsiTheme="majorHAnsi" w:cstheme="majorBidi"/>
+      <w:rFonts w:asciiTheme="majorHAnsi" w:eastAsiaTheme="majorEastAsia" w:hAnsiTheme="majorHAnsi" w:cstheme="majorBidi" w:ascii="Calibri" w:hAnsi="Calibri"/>
       <w:b/>
       <w:bCs/>
-      <w:color w:val="365F91" w:themeColor="accent1" w:themeShade="BF"/>
-      <w:sz w:val="28"/>
+      <w:color w:val="C02B3E"/>
+      <w:sz w:val="32"/>
       <w:szCs w:val="28"/>
     </w:rPr>
   </w:style>
@@ -4678,11 +5933,11 @@
       <w:outlineLvl w:val="1"/>
     </w:pPr>
     <w:rPr>
-      <w:rFonts w:asciiTheme="majorHAnsi" w:eastAsiaTheme="majorEastAsia" w:hAnsiTheme="majorHAnsi" w:cstheme="majorBidi"/>
+      <w:rFonts w:asciiTheme="majorHAnsi" w:eastAsiaTheme="majorEastAsia" w:hAnsiTheme="majorHAnsi" w:cstheme="majorBidi" w:ascii="Calibri" w:hAnsi="Calibri"/>
       <w:b/>
       <w:bCs/>
-      <w:color w:val="4F81BD" w:themeColor="accent1"/>
-      <w:sz w:val="26"/>
+      <w:color w:val="111822"/>
+      <w:sz w:val="25"/>
       <w:szCs w:val="26"/>
     </w:rPr>
   </w:style>
@@ -4702,10 +5957,11 @@
       <w:outlineLvl w:val="2"/>
     </w:pPr>
     <w:rPr>
-      <w:rFonts w:asciiTheme="majorHAnsi" w:eastAsiaTheme="majorEastAsia" w:hAnsiTheme="majorHAnsi" w:cstheme="majorBidi"/>
+      <w:rFonts w:asciiTheme="majorHAnsi" w:eastAsiaTheme="majorEastAsia" w:hAnsiTheme="majorHAnsi" w:cstheme="majorBidi" w:ascii="Calibri" w:hAnsi="Calibri"/>
       <w:b/>
       <w:bCs/>
-      <w:color w:val="4F81BD" w:themeColor="accent1"/>
+      <w:color w:val="111822"/>
+      <w:sz w:val="22"/>
     </w:rPr>
   </w:style>
   <w:style w:type="paragraph" w:styleId="Heading4">

--- a/docs/Praman-Solution-Walkthrough.docx
+++ b/docs/Praman-Solution-Walkthrough.docx
@@ -57,7 +57,7 @@
           <w:color w:val="5B6675"/>
           <w:sz w:val="21"/>
         </w:rPr>
-        <w:t>A product report  ·  Mastercard Innovation Challenge @ GFF 2026</w:t>
+        <w:t>A product and technical report  ·  Mastercard Innovation Challenge @ GFF 2026</w:t>
       </w:r>
     </w:p>
     <w:p>
@@ -93,7 +93,7 @@
         <w:pStyle w:val="IntenseQuote"/>
       </w:pPr>
       <w:r>
-        <w:t>An AI agent holds a signed mandate to spend your money. Praman attacks that mandate, measures what a control actually stops, then lets the attacker adapt and measures it again. Every figure in this report is read out of the committed results in the repository at build time. None of it is typed by hand.</w:t>
+        <w:t>In one sentence: AI agents are being given the authority to spend your money, the industry secures that authority with digital signatures, and signatures do not check whether the documents they sign agree with each other. Praman attacks that gap, measures what a control stops, then lets the attacker adapt and measures it again.</w:t>
       </w:r>
     </w:p>
     <w:p>
@@ -108,9 +108,9 @@
       <w:r>
         <w:rPr>
           <w:color w:val="5B6675"/>
-          <w:sz w:val="20"/>
+          <w:sz w:val="19"/>
         </w:rPr>
-        <w:t>Read from the committed campaigns at build time. The undefended row is the same harness with the control removed — one argument's difference — which is what makes the comparison honest rather than flattering.</w:t>
+        <w:t>Read from the committed campaigns at build time. The undefended row is the same harness with the control switched off — one argument's difference.</w:t>
       </w:r>
     </w:p>
     <w:tbl>
@@ -339,7 +339,7 @@
         <w:pStyle w:val="Heading1"/>
       </w:pPr>
       <w:r>
-        <w:t>Part I  ·  Why we built this</w:t>
+        <w:t>Part I  ·  Why this exists</w:t>
       </w:r>
     </w:p>
     <w:p>
@@ -347,17 +347,80 @@
         <w:pStyle w:val="Heading2"/>
       </w:pPr>
       <w:r>
-        <w:t>The market is about to hand agents a wallet</w:t>
+        <w:t>A trillion-dollar flow is being built on an untested assumption</w:t>
       </w:r>
     </w:p>
     <w:p>
       <w:r>
-        <w:t>The industry has converged on a single answer to the question of how an AI agent spends a human's money: cryptographically signed mandate chains. Google's AP2, NPCI's Unified Agent Protocol, Mastercard Agent Pay. A user signs an Intent, a merchant issues a Cart, the agent signs a Payment. Three documents, three signatures, one purchase.</w:t>
+        <w:t>The industry has settled on one answer to how an AI agent spends your money: cryptographically signed mandate chains. Google published AP2 in September 2025, Mastercard launched Agent Pay in April 2025, and NPCI is building the Unified Agent Protocol for UPI. All three sign the same three documents — Intent, Cart, Payment.</w:t>
       </w:r>
     </w:p>
     <w:p>
       <w:r>
-        <w:t>This is a good design. It is also being deployed on the assumption that valid signatures mean a sound transaction, and those are not the same claim.</w:t>
+        <w:rPr>
+          <w:b/>
+        </w:rPr>
+        <w:t>The assumption underneath is that valid signatures mean a sound transaction. They do not. A signature proves who wrote a document; it says nothing about whether that document still agrees with the one before it.</w:t>
+      </w:r>
+    </w:p>
+    <w:p>
+      <w:pPr>
+        <w:jc w:val="center"/>
+      </w:pPr>
+      <w:r>
+        <w:drawing>
+          <wp:inline xmlns:a="http://schemas.openxmlformats.org/drawingml/2006/main" xmlns:pic="http://schemas.openxmlformats.org/drawingml/2006/picture">
+            <wp:extent cx="5852160" cy="3012523"/>
+            <wp:docPr id="1" name="Picture 1"/>
+            <wp:cNvGraphicFramePr>
+              <a:graphicFrameLocks noChangeAspect="1"/>
+            </wp:cNvGraphicFramePr>
+            <a:graphic>
+              <a:graphicData uri="http://schemas.openxmlformats.org/drawingml/2006/picture">
+                <pic:pic>
+                  <pic:nvPicPr>
+                    <pic:cNvPr id="0" name="market-gap.png"/>
+                    <pic:cNvPicPr/>
+                  </pic:nvPicPr>
+                  <pic:blipFill>
+                    <a:blip r:embed="rId9"/>
+                    <a:stretch>
+                      <a:fillRect/>
+                    </a:stretch>
+                  </pic:blipFill>
+                  <pic:spPr>
+                    <a:xfrm>
+                      <a:off x="0" y="0"/>
+                      <a:ext cx="5852160" cy="3012523"/>
+                    </a:xfrm>
+                    <a:prstGeom prst="rect"/>
+                  </pic:spPr>
+                </pic:pic>
+              </a:graphicData>
+            </a:graphic>
+          </wp:inline>
+        </w:drawing>
+      </w:r>
+    </w:p>
+    <w:p>
+      <w:pPr>
+        <w:jc w:val="center"/>
+      </w:pPr>
+      <w:r>
+        <w:rPr>
+          <w:b/>
+          <w:color w:val="5B6675"/>
+          <w:sz w:val="17"/>
+        </w:rPr>
+        <w:t>Figure 1 — What is being secured, and what secures it</w:t>
+      </w:r>
+    </w:p>
+    <w:p>
+      <w:r>
+        <w:rPr>
+          <w:sz w:val="20"/>
+        </w:rPr>
+        <w:t>Juniper Research puts agentic commerce at $1.5 trillion by 2030 and names trust as the number one barrier to it. Breach-and-attack simulation — attacking your own defences to find out what they stop — is a $1.29 billion market that covers networks and endpoints. We could not identify a single vendor in it that simulates a payment mandate. That is the gap Praman fills.</w:t>
       </w:r>
     </w:p>
     <w:p>
@@ -365,49 +428,67 @@
         <w:pStyle w:val="Heading2"/>
       </w:pPr>
       <w:r>
-        <w:t>The gap nobody is pricing</w:t>
+        <w:t>The exposure is largest where the rails are busiest</w:t>
+      </w:r>
+    </w:p>
+    <w:p>
+      <w:pPr>
+        <w:jc w:val="center"/>
+      </w:pPr>
+      <w:r>
+        <w:drawing>
+          <wp:inline xmlns:a="http://schemas.openxmlformats.org/drawingml/2006/main" xmlns:pic="http://schemas.openxmlformats.org/drawingml/2006/picture">
+            <wp:extent cx="5852160" cy="2752516"/>
+            <wp:docPr id="2" name="Picture 2"/>
+            <wp:cNvGraphicFramePr>
+              <a:graphicFrameLocks noChangeAspect="1"/>
+            </wp:cNvGraphicFramePr>
+            <a:graphic>
+              <a:graphicData uri="http://schemas.openxmlformats.org/drawingml/2006/picture">
+                <pic:pic>
+                  <pic:nvPicPr>
+                    <pic:cNvPr id="0" name="india-exposure.png"/>
+                    <pic:cNvPicPr/>
+                  </pic:nvPicPr>
+                  <pic:blipFill>
+                    <a:blip r:embed="rId10"/>
+                    <a:stretch>
+                      <a:fillRect/>
+                    </a:stretch>
+                  </pic:blipFill>
+                  <pic:spPr>
+                    <a:xfrm>
+                      <a:off x="0" y="0"/>
+                      <a:ext cx="5852160" cy="2752516"/>
+                    </a:xfrm>
+                    <a:prstGeom prst="rect"/>
+                  </pic:spPr>
+                </pic:pic>
+              </a:graphicData>
+            </a:graphic>
+          </wp:inline>
+        </w:drawing>
+      </w:r>
+    </w:p>
+    <w:p>
+      <w:pPr>
+        <w:jc w:val="center"/>
+      </w:pPr>
+      <w:r>
+        <w:rPr>
+          <w:b/>
+          <w:color w:val="5B6675"/>
+          <w:sz w:val="17"/>
+        </w:rPr>
+        <w:t>Figure 2 — The rail Praman models, and what is already lost on it</w:t>
       </w:r>
     </w:p>
     <w:p>
       <w:r>
-        <w:t>A signature proves who wrote a document. It proves nothing about the relationship between that document and the one before it. The attacks that matter forge nothing at all:</w:t>
-      </w:r>
-    </w:p>
-    <w:p>
-      <w:pPr>
-        <w:pStyle w:val="ListBullet"/>
-      </w:pPr>
-      <w:r>
-        <w:t>A cart that no longer serves the intent it claims to answer.</w:t>
-      </w:r>
-    </w:p>
-    <w:p>
-      <w:pPr>
-        <w:pStyle w:val="ListBullet"/>
-      </w:pPr>
-      <w:r>
-        <w:t>A payment that leaves for a beneficiary who did not issue the cart.</w:t>
-      </w:r>
-    </w:p>
-    <w:p>
-      <w:pPr>
-        <w:pStyle w:val="ListBullet"/>
-      </w:pPr>
-      <w:r>
-        <w:t>One authorisation redeemed three times, concurrently.</w:t>
-      </w:r>
-    </w:p>
-    <w:p>
-      <w:pPr>
-        <w:pStyle w:val="ListBullet"/>
-      </w:pPr>
-      <w:r>
-        <w:t>A line item inside the total charged but absent from the summary shown.</w:t>
-      </w:r>
-    </w:p>
-    <w:p>
-      <w:r>
-        <w:t>In each case every signature verifies, every document is authentic, and the money is gone. The vulnerability is not in any one mandate. It is in the joints between them — and a joint is exactly the thing a signature does not cover.</w:t>
+        <w:rPr>
+          <w:sz w:val="20"/>
+        </w:rPr>
+        <w:t>UPI settles more than 23 billion payments a month. Today a human approves each one, and fraud on it still runs to roughly ₹1,000 crore a year. UAP would let an agent approve them instead. Nobody has measured what that does to the number — which is the measurement this project exists to make.</w:t>
       </w:r>
     </w:p>
     <w:p>
@@ -415,33 +496,12 @@
         <w:pStyle w:val="Heading2"/>
       </w:pPr>
       <w:r>
-        <w:t>Why nobody has measured it</w:t>
+        <w:t>What actually breaks</w:t>
       </w:r>
     </w:p>
     <w:p>
       <w:r>
-        <w:t>Breach-and-attack simulation is a mature category for networks and endpoints: Cymulate, AttackIQ, Picus and others will attack your infrastructure on a schedule and report what your controls actually stopped. Nobody does this for a payment mandate. The tooling that exists either verifies signatures — which is not the failure mode — or scores transactions after settlement, which is a chargeback, not a defense.</w:t>
-      </w:r>
-    </w:p>
-    <w:p>
-      <w:r>
-        <w:rPr>
-          <w:b/>
-        </w:rPr>
-        <w:t>So the question that decides whether any of this is safe — how much money does this control actually save, against an attacker who is trying — has no instrument to answer it. Praman is that instrument.</w:t>
-      </w:r>
-    </w:p>
-    <w:p>
-      <w:pPr>
-        <w:pStyle w:val="Heading1"/>
-      </w:pPr>
-      <w:r>
-        <w:t>Part II  ·  What Praman is, and the philosophy behind it</w:t>
-      </w:r>
-    </w:p>
-    <w:p>
-      <w:r>
-        <w:t>Praman is a measuring instrument, not a detector. It is four pieces that check each other:</w:t>
+        <w:t>None of the attacks that matter forge a signature. Every one of them keeps all three signatures valid and breaks a relationship between the documents:</w:t>
       </w:r>
     </w:p>
     <w:tbl>
@@ -465,7 +525,7 @@
               <w:rPr>
                 <w:b/>
               </w:rPr>
-              <w:t>Component</w:t>
+              <w:t>The attack</w:t>
             </w:r>
           </w:p>
         </w:tc>
@@ -478,7 +538,7 @@
               <w:rPr>
                 <w:b/>
               </w:rPr>
-              <w:t>What it is</w:t>
+              <w:t>In plain terms</w:t>
             </w:r>
           </w:p>
         </w:tc>
@@ -491,7 +551,7 @@
               <w:rPr>
                 <w:b/>
               </w:rPr>
-              <w:t>What it settles</w:t>
+              <w:t>Every signature still valid?</w:t>
             </w:r>
           </w:p>
         </w:tc>
@@ -503,7 +563,7 @@
           </w:tcPr>
           <w:p>
             <w:r>
-              <w:t>The range</w:t>
+              <w:t>Cart substitution</w:t>
             </w:r>
           </w:p>
         </w:tc>
@@ -513,7 +573,7 @@
           </w:tcPr>
           <w:p>
             <w:r>
-              <w:t>A simulated payment rail — signed mandates, a merchant population, a double-entry ledger</w:t>
+              <w:t>You authorised shoes; the cart quietly becomes something else</w:t>
             </w:r>
           </w:p>
         </w:tc>
@@ -523,7 +583,7 @@
           </w:tcPr>
           <w:p>
             <w:r>
-              <w:t>Where an attack's money actually ends up</w:t>
+              <w:t>Yes</w:t>
             </w:r>
           </w:p>
         </w:tc>
@@ -535,7 +595,7 @@
           </w:tcPr>
           <w:p>
             <w:r>
-              <w:t>Red</w:t>
+              <w:t>Beneficiary rebinding</w:t>
             </w:r>
           </w:p>
         </w:tc>
@@ -545,7 +605,7 @@
           </w:tcPr>
           <w:p>
             <w:r>
-              <w:t>An attack corpus, plus a defense-aware mutation search</w:t>
+              <w:t>The right amount leaves, to the wrong bank account</w:t>
             </w:r>
           </w:p>
         </w:tc>
@@ -555,7 +615,7 @@
           </w:tcPr>
           <w:p>
             <w:r>
-              <w:t>What an attacker can do, including things nobody wrote down</w:t>
+              <w:t>Yes</w:t>
             </w:r>
           </w:p>
         </w:tc>
@@ -567,7 +627,7 @@
           </w:tcPr>
           <w:p>
             <w:r>
-              <w:t>Blue</w:t>
+              <w:t>Token-redemption race</w:t>
             </w:r>
           </w:p>
         </w:tc>
@@ -577,7 +637,7 @@
           </w:tcPr>
           <w:p>
             <w:r>
-              <w:t>A three-tier, out-of-band reference monitor</w:t>
+              <w:t>One authorisation is spent three times, at the same moment</w:t>
             </w:r>
           </w:p>
         </w:tc>
@@ -587,7 +647,7 @@
           </w:tcPr>
           <w:p>
             <w:r>
-              <w:t>What a control stops, and what it costs to run</w:t>
+              <w:t>Yes</w:t>
             </w:r>
           </w:p>
         </w:tc>
@@ -599,7 +659,7 @@
           </w:tcPr>
           <w:p>
             <w:r>
-              <w:t>The arena</w:t>
+              <w:t>Invisible line item</w:t>
             </w:r>
           </w:p>
         </w:tc>
@@ -609,7 +669,7 @@
           </w:tcPr>
           <w:p>
             <w:r>
-              <w:t>A browser view that replays any committed campaign</w:t>
+              <w:t>You are charged for something the summary never showed you</w:t>
             </w:r>
           </w:p>
         </w:tc>
@@ -619,7 +679,7 @@
           </w:tcPr>
           <w:p>
             <w:r>
-              <w:t>That the numbers are inspectable rather than asserted</w:t>
+              <w:t>Yes</w:t>
             </w:r>
           </w:p>
         </w:tc>
@@ -628,27 +688,20 @@
     <w:p/>
     <w:p>
       <w:r>
-        <w:rPr>
-          <w:b/>
-        </w:rPr>
-        <w:t>The ledger is the arbiter, and that is the most important decision in the system. An attack succeeded if and only if the balance on an attacker-controlled account went up. No model, scorer or heuristic gets a vote. A harness whose detector decides whether the detector worked is grading its own homework.</w:t>
+        <w:br w:type="page"/>
       </w:r>
     </w:p>
     <w:p>
       <w:pPr>
-        <w:pStyle w:val="Heading2"/>
+        <w:pStyle w:val="Heading1"/>
       </w:pPr>
       <w:r>
-        <w:t>The decisions, and what we rejected</w:t>
+        <w:t>Part II  ·  What Praman is, and why it is shaped this way</w:t>
       </w:r>
     </w:p>
     <w:p>
       <w:r>
-        <w:rPr>
-          <w:color w:val="5B6675"/>
-          <w:sz w:val="20"/>
-        </w:rPr>
-        <w:t>A product is also the set of things it refused to do. These are the choices that shaped Praman, each with the alternative we turned down and the reason.</w:t>
+        <w:t>A measuring instrument, not a detector. Four pieces that check each other:</w:t>
       </w:r>
     </w:p>
     <w:tbl>
@@ -672,6 +725,204 @@
               <w:rPr>
                 <w:b/>
               </w:rPr>
+              <w:t>Component</w:t>
+            </w:r>
+          </w:p>
+        </w:tc>
+        <w:tc>
+          <w:tcPr>
+            <w:tcW w:type="dxa" w:w="2880"/>
+          </w:tcPr>
+          <w:p>
+            <w:r>
+              <w:rPr>
+                <w:b/>
+              </w:rPr>
+              <w:t>What it is</w:t>
+            </w:r>
+          </w:p>
+        </w:tc>
+        <w:tc>
+          <w:tcPr>
+            <w:tcW w:type="dxa" w:w="2880"/>
+          </w:tcPr>
+          <w:p>
+            <w:r>
+              <w:rPr>
+                <w:b/>
+              </w:rPr>
+              <w:t>What it settles</w:t>
+            </w:r>
+          </w:p>
+        </w:tc>
+      </w:tr>
+      <w:tr>
+        <w:tc>
+          <w:tcPr>
+            <w:tcW w:type="dxa" w:w="2880"/>
+          </w:tcPr>
+          <w:p>
+            <w:r>
+              <w:t>The range</w:t>
+            </w:r>
+          </w:p>
+        </w:tc>
+        <w:tc>
+          <w:tcPr>
+            <w:tcW w:type="dxa" w:w="2880"/>
+          </w:tcPr>
+          <w:p>
+            <w:r>
+              <w:t>A simulated payment rail — signed mandates, a merchant population, a double-entry ledger</w:t>
+            </w:r>
+          </w:p>
+        </w:tc>
+        <w:tc>
+          <w:tcPr>
+            <w:tcW w:type="dxa" w:w="2880"/>
+          </w:tcPr>
+          <w:p>
+            <w:r>
+              <w:t>Where an attack's money actually ends up</w:t>
+            </w:r>
+          </w:p>
+        </w:tc>
+      </w:tr>
+      <w:tr>
+        <w:tc>
+          <w:tcPr>
+            <w:tcW w:type="dxa" w:w="2880"/>
+          </w:tcPr>
+          <w:p>
+            <w:r>
+              <w:t>Red</w:t>
+            </w:r>
+          </w:p>
+        </w:tc>
+        <w:tc>
+          <w:tcPr>
+            <w:tcW w:type="dxa" w:w="2880"/>
+          </w:tcPr>
+          <w:p>
+            <w:r>
+              <w:t>An attack corpus, plus a search that adapts to the defence</w:t>
+            </w:r>
+          </w:p>
+        </w:tc>
+        <w:tc>
+          <w:tcPr>
+            <w:tcW w:type="dxa" w:w="2880"/>
+          </w:tcPr>
+          <w:p>
+            <w:r>
+              <w:t>What an attacker can do, including things nobody wrote down</w:t>
+            </w:r>
+          </w:p>
+        </w:tc>
+      </w:tr>
+      <w:tr>
+        <w:tc>
+          <w:tcPr>
+            <w:tcW w:type="dxa" w:w="2880"/>
+          </w:tcPr>
+          <w:p>
+            <w:r>
+              <w:t>Blue</w:t>
+            </w:r>
+          </w:p>
+        </w:tc>
+        <w:tc>
+          <w:tcPr>
+            <w:tcW w:type="dxa" w:w="2880"/>
+          </w:tcPr>
+          <w:p>
+            <w:r>
+              <w:t>A three-tier reference monitor sitting outside the agent</w:t>
+            </w:r>
+          </w:p>
+        </w:tc>
+        <w:tc>
+          <w:tcPr>
+            <w:tcW w:type="dxa" w:w="2880"/>
+          </w:tcPr>
+          <w:p>
+            <w:r>
+              <w:t>What a control stops, and what it costs to run</w:t>
+            </w:r>
+          </w:p>
+        </w:tc>
+      </w:tr>
+      <w:tr>
+        <w:tc>
+          <w:tcPr>
+            <w:tcW w:type="dxa" w:w="2880"/>
+          </w:tcPr>
+          <w:p>
+            <w:r>
+              <w:t>The arena</w:t>
+            </w:r>
+          </w:p>
+        </w:tc>
+        <w:tc>
+          <w:tcPr>
+            <w:tcW w:type="dxa" w:w="2880"/>
+          </w:tcPr>
+          <w:p>
+            <w:r>
+              <w:t>A browser view that replays any campaign, episode by episode</w:t>
+            </w:r>
+          </w:p>
+        </w:tc>
+        <w:tc>
+          <w:tcPr>
+            <w:tcW w:type="dxa" w:w="2880"/>
+          </w:tcPr>
+          <w:p>
+            <w:r>
+              <w:t>That the numbers are inspectable rather than asserted</w:t>
+            </w:r>
+          </w:p>
+        </w:tc>
+      </w:tr>
+    </w:tbl>
+    <w:p/>
+    <w:p>
+      <w:r>
+        <w:rPr>
+          <w:b/>
+        </w:rPr>
+        <w:t>The ledger is the arbiter, and that is the most important decision in the system. An attack succeeded if and only if the balance on an attacker-controlled account went up. No model or scorer gets a vote. A harness whose detector decides whether the detector worked is grading its own homework.</w:t>
+      </w:r>
+    </w:p>
+    <w:p>
+      <w:pPr>
+        <w:pStyle w:val="Heading2"/>
+      </w:pPr>
+      <w:r>
+        <w:t>The decisions, and what we rejected</w:t>
+      </w:r>
+    </w:p>
+    <w:tbl>
+      <w:tblPr>
+        <w:tblStyle w:val="LightGrid-Accent1"/>
+        <w:tblW w:type="auto" w:w="0"/>
+        <w:tblLook w:firstColumn="1" w:firstRow="1" w:lastColumn="0" w:lastRow="0" w:noHBand="0" w:noVBand="1" w:val="04A0"/>
+      </w:tblPr>
+      <w:tblGrid>
+        <w:gridCol w:w="2880"/>
+        <w:gridCol w:w="2880"/>
+        <w:gridCol w:w="2880"/>
+      </w:tblGrid>
+      <w:tr>
+        <w:tc>
+          <w:tcPr>
+            <w:tcW w:type="dxa" w:w="2880"/>
+          </w:tcPr>
+          <w:p>
+            <w:r>
+              <w:rPr>
+                <w:b/>
+              </w:rPr>
               <w:t>Decision</w:t>
             </w:r>
           </w:p>
@@ -970,8 +1221,11 @@
       </w:r>
     </w:p>
     <w:p>
+      <w:pPr>
+        <w:pStyle w:val="ListBullet"/>
+      </w:pPr>
       <w:r>
-        <w:t>A claim that cannot fail is not a finding. Three results would falsify the thesis of this project, and the harness is built so each of them would show:</w:t>
+        <w:t>If an attacker allowed to read refusals and retry got no further than the documented corpus, Praman would be a regression suite and the interesting claim would be gone. The adaptive command exits non-zero if that happens.</w:t>
       </w:r>
     </w:p>
     <w:p>
@@ -979,15 +1233,7 @@
         <w:pStyle w:val="ListBullet"/>
       </w:pPr>
       <w:r>
-        <w:t>If the adaptive delta were zero — an attacker allowed to read refusals and retry gets no further than the documented corpus — then Praman is a regression suite and the interesting claim is gone. The adaptive command exits non-zero if that happens.</w:t>
-      </w:r>
-    </w:p>
-    <w:p>
-      <w:pPr>
-        <w:pStyle w:val="ListBullet"/>
-      </w:pPr>
-      <w:r>
-        <w:t>If attack success against an undefended range were below 100%, the baseline would not be a baseline, and every prevention figure measured against it would be inflated. The campaign runner exits non-zero if that happens.</w:t>
+        <w:t>If attack success against an undefended range were below 100%, the baseline would not be a baseline and every prevention figure measured against it would be inflated. The campaign runner exits non-zero if that happens.</w:t>
       </w:r>
     </w:p>
     <w:p>
@@ -1011,11 +1257,6 @@
         <w:t>Part III  ·  What it does</w:t>
       </w:r>
     </w:p>
-    <w:p>
-      <w:r>
-        <w:t>Five capabilities, and one file format anybody can extend. This is the whole product surface.</w:t>
-      </w:r>
-    </w:p>
     <w:tbl>
       <w:tblPr>
         <w:tblStyle w:val="LightGrid-Accent1"/>
@@ -1095,7 +1336,7 @@
           </w:tcPr>
           <w:p>
             <w:r>
-              <w:t>34 vectors across 7 surfaces, with the 6 that are built marked as built</w:t>
+              <w:t>34 vectors across 7 surfaces, the 6 built marked as built</w:t>
             </w:r>
           </w:p>
         </w:tc>
@@ -1232,9 +1473,245 @@
     <w:p/>
     <w:p>
       <w:r>
-        <w:t>The last row is what makes this a product rather than a demo. A teammate who wants to test a case we never thought of writes one YAML file — rail, control, attacks, an optional merchant overlay — and optionally one Python file for a genuinely new attack. It is validated, run, and appears in the arena beside the shipped campaigns, filed under its own heading so it is never mistaken for one of ours.</w:t>
+        <w:rPr>
+          <w:sz w:val="20"/>
+        </w:rPr>
+        <w:t>The last row is what makes this a product rather than a demo. One YAML file — rail, control, attacks, an optional merchant overlay — and the campaign appears in the live arena beside the shipped ones, under its own heading so it is never mistaken for one of ours.</w:t>
       </w:r>
     </w:p>
+    <w:p>
+      <w:pPr>
+        <w:pStyle w:val="Heading2"/>
+      </w:pPr>
+      <w:r>
+        <w:t>The words this report uses</w:t>
+      </w:r>
+    </w:p>
+    <w:p>
+      <w:r>
+        <w:rPr>
+          <w:color w:val="5B6675"/>
+          <w:sz w:val="19"/>
+        </w:rPr>
+        <w:t>Defined here so the evidence that follows is readable without a payments background.</w:t>
+      </w:r>
+    </w:p>
+    <w:tbl>
+      <w:tblPr>
+        <w:tblStyle w:val="LightGrid-Accent1"/>
+        <w:tblW w:type="auto" w:w="0"/>
+        <w:tblLook w:firstColumn="1" w:firstRow="1" w:lastColumn="0" w:lastRow="0" w:noHBand="0" w:noVBand="1" w:val="04A0"/>
+      </w:tblPr>
+      <w:tblGrid>
+        <w:gridCol w:w="4320"/>
+        <w:gridCol w:w="4320"/>
+      </w:tblGrid>
+      <w:tr>
+        <w:tc>
+          <w:tcPr>
+            <w:tcW w:type="dxa" w:w="4320"/>
+          </w:tcPr>
+          <w:p>
+            <w:r>
+              <w:rPr>
+                <w:b/>
+              </w:rPr>
+              <w:t>Term</w:t>
+            </w:r>
+          </w:p>
+        </w:tc>
+        <w:tc>
+          <w:tcPr>
+            <w:tcW w:type="dxa" w:w="4320"/>
+          </w:tcPr>
+          <w:p>
+            <w:r>
+              <w:rPr>
+                <w:b/>
+              </w:rPr>
+              <w:t>What it means</w:t>
+            </w:r>
+          </w:p>
+        </w:tc>
+      </w:tr>
+      <w:tr>
+        <w:tc>
+          <w:tcPr>
+            <w:tcW w:type="dxa" w:w="4320"/>
+          </w:tcPr>
+          <w:p>
+            <w:r>
+              <w:t>Agentic payment</w:t>
+            </w:r>
+          </w:p>
+        </w:tc>
+        <w:tc>
+          <w:tcPr>
+            <w:tcW w:type="dxa" w:w="4320"/>
+          </w:tcPr>
+          <w:p>
+            <w:r>
+              <w:t>A payment an AI agent makes on your behalf, from an authority you granted it in advance — rather than one you approve at the moment it happens.</w:t>
+            </w:r>
+          </w:p>
+        </w:tc>
+      </w:tr>
+      <w:tr>
+        <w:tc>
+          <w:tcPr>
+            <w:tcW w:type="dxa" w:w="4320"/>
+          </w:tcPr>
+          <w:p>
+            <w:r>
+              <w:t>Mandate</w:t>
+            </w:r>
+          </w:p>
+        </w:tc>
+        <w:tc>
+          <w:tcPr>
+            <w:tcW w:type="dxa" w:w="4320"/>
+          </w:tcPr>
+          <w:p>
+            <w:r>
+              <w:t>A signed document that records one step of that authority. Praman uses the three the industry has settled on: an Intent (what you authorised), a Cart (what the merchant offered), a Payment (what actually moves).</w:t>
+            </w:r>
+          </w:p>
+        </w:tc>
+      </w:tr>
+      <w:tr>
+        <w:tc>
+          <w:tcPr>
+            <w:tcW w:type="dxa" w:w="4320"/>
+          </w:tcPr>
+          <w:p>
+            <w:r>
+              <w:t>Mandate chain</w:t>
+            </w:r>
+          </w:p>
+        </w:tc>
+        <w:tc>
+          <w:tcPr>
+            <w:tcW w:type="dxa" w:w="4320"/>
+          </w:tcPr>
+          <w:p>
+            <w:r>
+              <w:t>The three joined together. Each signature proves who wrote its own document — and nothing about whether the three agree with each other. That gap is the subject of this report.</w:t>
+            </w:r>
+          </w:p>
+        </w:tc>
+      </w:tr>
+      <w:tr>
+        <w:tc>
+          <w:tcPr>
+            <w:tcW w:type="dxa" w:w="4320"/>
+          </w:tcPr>
+          <w:p>
+            <w:r>
+              <w:t>Breach and attack simulation</w:t>
+            </w:r>
+          </w:p>
+        </w:tc>
+        <w:tc>
+          <w:tcPr>
+            <w:tcW w:type="dxa" w:w="4320"/>
+          </w:tcPr>
+          <w:p>
+            <w:r>
+              <w:t>Attacking your own defences on purpose, on a schedule, to find out what they actually stop. Routine for corporate networks; nobody does it for payment mandates.</w:t>
+            </w:r>
+          </w:p>
+        </w:tc>
+      </w:tr>
+      <w:tr>
+        <w:tc>
+          <w:tcPr>
+            <w:tcW w:type="dxa" w:w="4320"/>
+          </w:tcPr>
+          <w:p>
+            <w:r>
+              <w:t>Attack success rate (ASR)</w:t>
+            </w:r>
+          </w:p>
+        </w:tc>
+        <w:tc>
+          <w:tcPr>
+            <w:tcW w:type="dxa" w:w="4320"/>
+          </w:tcPr>
+          <w:p>
+            <w:r>
+              <w:t>The share of attacks that moved money. Praman decides this from the ledger — did an attacker's balance go up — not from whether the control raised an alarm.</w:t>
+            </w:r>
+          </w:p>
+        </w:tc>
+      </w:tr>
+      <w:tr>
+        <w:tc>
+          <w:tcPr>
+            <w:tcW w:type="dxa" w:w="4320"/>
+          </w:tcPr>
+          <w:p>
+            <w:r>
+              <w:t>Precision, recall, F1</w:t>
+            </w:r>
+          </w:p>
+        </w:tc>
+        <w:tc>
+          <w:tcPr>
+            <w:tcW w:type="dxa" w:w="4320"/>
+          </w:tcPr>
+          <w:p>
+            <w:r>
+              <w:t>Standard detection scores. Precision: of everything flagged, how much was really an attack. Recall: of all attacks, how many got flagged. F1 combines them. All three can be perfect while money is still stolen — see Figure 4.</w:t>
+            </w:r>
+          </w:p>
+        </w:tc>
+      </w:tr>
+      <w:tr>
+        <w:tc>
+          <w:tcPr>
+            <w:tcW w:type="dxa" w:w="4320"/>
+          </w:tcPr>
+          <w:p>
+            <w:r>
+              <w:t>Reference monitor</w:t>
+            </w:r>
+          </w:p>
+        </w:tc>
+        <w:tc>
+          <w:tcPr>
+            <w:tcW w:type="dxa" w:w="4320"/>
+          </w:tcPr>
+          <w:p>
+            <w:r>
+              <w:t>A checker that sits outside the thing it is checking and cannot be bypassed, because nothing settles without going through it. A 1972 idea, applied here to payments.</w:t>
+            </w:r>
+          </w:p>
+        </w:tc>
+      </w:tr>
+      <w:tr>
+        <w:tc>
+          <w:tcPr>
+            <w:tcW w:type="dxa" w:w="4320"/>
+          </w:tcPr>
+          <w:p>
+            <w:r>
+              <w:t>Adaptive attacker</w:t>
+            </w:r>
+          </w:p>
+        </w:tc>
+        <w:tc>
+          <w:tcPr>
+            <w:tcW w:type="dxa" w:w="4320"/>
+          </w:tcPr>
+          <w:p>
+            <w:r>
+              <w:t>An attacker who reads the rejection, works out which rule refused it, and tries again. The realistic case, and the one nobody publishes numbers for.</w:t>
+            </w:r>
+          </w:p>
+        </w:tc>
+      </w:tr>
+    </w:tbl>
+    <w:p/>
     <w:p>
       <w:r>
         <w:br w:type="page"/>
@@ -1245,16 +1722,16 @@
         <w:pStyle w:val="Heading1"/>
       </w:pPr>
       <w:r>
-        <w:t>Part IV  ·  The engineering</w:t>
+        <w:t>Part IV  ·  The evidence</w:t>
       </w:r>
     </w:p>
     <w:p>
       <w:r>
         <w:rPr>
           <w:color w:val="5B6675"/>
-          <w:sz w:val="20"/>
+          <w:sz w:val="19"/>
         </w:rPr>
-        <w:t>Four books: what we identify, how we generate it, what defends against it, and what it would take to run in production.</w:t>
+        <w:t>Four books, answering the four questions the challenge asks: what we identify, how we generate it, what defends against it, and what it takes to run in production.</w:t>
       </w:r>
     </w:p>
     <w:p>
@@ -1266,8 +1743,68 @@
       </w:r>
     </w:p>
     <w:p>
+      <w:pPr>
+        <w:jc w:val="center"/>
+      </w:pPr>
       <w:r>
-        <w:t>34 attack vectors across 7 surfaces of the payment stack. 6 are built, run and measured against a control; the rest are mapped and explicitly marked as not built. That split is deliberate. Identification is research — what could go wrong, mapped as widely as we can see. Implementation is evidence — what we have actually run. Reporting them as one number is how an attack catalogue becomes a marketing document, and a test fails the build if the corpus and the code ever disagree.</w:t>
+        <w:drawing>
+          <wp:inline xmlns:a="http://schemas.openxmlformats.org/drawingml/2006/main" xmlns:pic="http://schemas.openxmlformats.org/drawingml/2006/picture">
+            <wp:extent cx="5852160" cy="2832920"/>
+            <wp:docPr id="3" name="Picture 3"/>
+            <wp:cNvGraphicFramePr>
+              <a:graphicFrameLocks noChangeAspect="1"/>
+            </wp:cNvGraphicFramePr>
+            <a:graphic>
+              <a:graphicData uri="http://schemas.openxmlformats.org/drawingml/2006/picture">
+                <pic:pic>
+                  <pic:nvPicPr>
+                    <pic:cNvPr id="0" name="coverage.png"/>
+                    <pic:cNvPicPr/>
+                  </pic:nvPicPr>
+                  <pic:blipFill>
+                    <a:blip r:embed="rId11"/>
+                    <a:stretch>
+                      <a:fillRect/>
+                    </a:stretch>
+                  </pic:blipFill>
+                  <pic:spPr>
+                    <a:xfrm>
+                      <a:off x="0" y="0"/>
+                      <a:ext cx="5852160" cy="2832920"/>
+                    </a:xfrm>
+                    <a:prstGeom prst="rect"/>
+                  </pic:spPr>
+                </pic:pic>
+              </a:graphicData>
+            </a:graphic>
+          </wp:inline>
+        </w:drawing>
+      </w:r>
+    </w:p>
+    <w:p>
+      <w:pPr>
+        <w:jc w:val="center"/>
+      </w:pPr>
+      <w:r>
+        <w:rPr>
+          <w:b/>
+          <w:color w:val="5B6675"/>
+          <w:sz w:val="17"/>
+        </w:rPr>
+        <w:t>Figure 6 — The attack surface: mapped against built</w:t>
+      </w:r>
+    </w:p>
+    <w:p>
+      <w:r>
+        <w:t>34 vectors across 7 surfaces; 6 built, run and measured. The split is deliberate and is never collapsed into one number: identification is research, implementation is evidence. A test fails the build if the corpus and the code disagree about which is which.</w:t>
+      </w:r>
+    </w:p>
+    <w:p>
+      <w:r>
+        <w:rPr>
+          <w:sz w:val="20"/>
+        </w:rPr>
+        <w:t>Root causes RC-1 to RC-5 are the vulnerability classes from arXiv 2607.21824. RC-6 (agent judgement subverted) and L-1/L-2 (the human deceived, the human coerced) are ours, and are marked as ours rather than folded in as though they were the paper's.</w:t>
       </w:r>
     </w:p>
     <w:tbl>
@@ -1632,11 +2169,6 @@
       </w:tr>
     </w:tbl>
     <w:p/>
-    <w:p>
-      <w:r>
-        <w:t>Root causes RC-1 to RC-5 are the structural vulnerability classes from arXiv 2607.21824, "Protocol-Level Attacks on Agentic Commerce Platforms". RC-6 (agent judgement subverted) and L-1/L-2 (the human deceived, the human coerced) are ours, and are marked as ours rather than folded in as though they were the paper's.</w:t>
-      </w:r>
-    </w:p>
     <w:p>
       <w:pPr>
         <w:pStyle w:val="Heading3"/>
@@ -4055,7 +4587,7 @@
         <w:rPr>
           <w:b/>
         </w:rPr>
-        <w:t>Three independent entries — S-05 (scope escalation), I-22 (low-value offline bypass) and D-33 (structuring under review thresholds) — fail for want of the same missing control: cumulative accounting across mandates against a delegated cap. Three attack surfaces converging on one gap is the clearest signal in the map for what to build next, and finding that is what a map is for.</w:t>
+        <w:t>Three independent entries — S-05, I-22 and D-33 — fail for want of the same missing control: cumulative accounting across mandates against a delegated cap. Three surfaces converging on one gap is the clearest signal in the map for what to build next, and finding that is what a map is for.</w:t>
       </w:r>
     </w:p>
     <w:p>
@@ -4071,55 +4603,410 @@
         <w:pStyle w:val="Heading3"/>
       </w:pPr>
       <w:r>
-        <w:t>Fidelity</w:t>
+        <w:t>Why the simulation is believable</w:t>
+      </w:r>
+    </w:p>
+    <w:tbl>
+      <w:tblPr>
+        <w:tblStyle w:val="LightGrid-Accent1"/>
+        <w:tblW w:type="auto" w:w="0"/>
+        <w:tblLook w:firstColumn="1" w:firstRow="1" w:lastColumn="0" w:lastRow="0" w:noHBand="0" w:noVBand="1" w:val="04A0"/>
+      </w:tblPr>
+      <w:tblGrid>
+        <w:gridCol w:w="4320"/>
+        <w:gridCol w:w="4320"/>
+      </w:tblGrid>
+      <w:tr>
+        <w:tc>
+          <w:tcPr>
+            <w:tcW w:type="dxa" w:w="4320"/>
+          </w:tcPr>
+          <w:p>
+            <w:r>
+              <w:rPr>
+                <w:b/>
+              </w:rPr>
+              <w:t>What could have been faked</w:t>
+            </w:r>
+          </w:p>
+        </w:tc>
+        <w:tc>
+          <w:tcPr>
+            <w:tcW w:type="dxa" w:w="4320"/>
+          </w:tcPr>
+          <w:p>
+            <w:r>
+              <w:rPr>
+                <w:b/>
+              </w:rPr>
+              <w:t>What Praman actually does</w:t>
+            </w:r>
+          </w:p>
+        </w:tc>
+      </w:tr>
+      <w:tr>
+        <w:tc>
+          <w:tcPr>
+            <w:tcW w:type="dxa" w:w="4320"/>
+          </w:tcPr>
+          <w:p>
+            <w:r>
+              <w:t>Signatures</w:t>
+            </w:r>
+          </w:p>
+        </w:tc>
+        <w:tc>
+          <w:tcPr>
+            <w:tcW w:type="dxa" w:w="4320"/>
+          </w:tcPr>
+          <w:p>
+            <w:r>
+              <w:t>Real ECDSA P-256 over a canonical serialisation. Attacks re-sign only with keys the attacker legitimately holds — never the user's.</w:t>
+            </w:r>
+          </w:p>
+        </w:tc>
+      </w:tr>
+      <w:tr>
+        <w:tc>
+          <w:tcPr>
+            <w:tcW w:type="dxa" w:w="4320"/>
+          </w:tcPr>
+          <w:p>
+            <w:r>
+              <w:t>Money</w:t>
+            </w:r>
+          </w:p>
+        </w:tc>
+        <w:tc>
+          <w:tcPr>
+            <w:tcW w:type="dxa" w:w="4320"/>
+          </w:tcPr>
+          <w:p>
+            <w:r>
+              <w:t>Decimal paise. A float is rejected, not rounded, because a rounding error in a fraud harness is a number nobody can trust.</w:t>
+            </w:r>
+          </w:p>
+        </w:tc>
+      </w:tr>
+      <w:tr>
+        <w:tc>
+          <w:tcPr>
+            <w:tcW w:type="dxa" w:w="4320"/>
+          </w:tcPr>
+          <w:p>
+            <w:r>
+              <w:t>Settlement</w:t>
+            </w:r>
+          </w:p>
+        </w:tc>
+        <w:tc>
+          <w:tcPr>
+            <w:tcW w:type="dxa" w:w="4320"/>
+          </w:tcPr>
+          <w:p>
+            <w:r>
+              <w:t>SQLite with real transactions, refusing anything that did not go through the monitor. Harm is a balance delta, not a label.</w:t>
+            </w:r>
+          </w:p>
+        </w:tc>
+      </w:tr>
+      <w:tr>
+        <w:tc>
+          <w:tcPr>
+            <w:tcW w:type="dxa" w:w="4320"/>
+          </w:tcPr>
+          <w:p>
+            <w:r>
+              <w:t>The merchants</w:t>
+            </w:r>
+          </w:p>
+        </w:tc>
+        <w:tc>
+          <w:tcPr>
+            <w:tcW w:type="dxa" w:w="4320"/>
+          </w:tcPr>
+          <w:p>
+            <w:r>
+              <w:t>Built so no single feature separates honest from criminal — including a compromised merchant that out-scores two honest ones on every feature.</w:t>
+            </w:r>
+          </w:p>
+        </w:tc>
+      </w:tr>
+      <w:tr>
+        <w:tc>
+          <w:tcPr>
+            <w:tcW w:type="dxa" w:w="4320"/>
+          </w:tcPr>
+          <w:p>
+            <w:r>
+              <w:t>The rails</w:t>
+            </w:r>
+          </w:p>
+        </w:tc>
+        <w:tc>
+          <w:tcPr>
+            <w:tcW w:type="dxa" w:w="4320"/>
+          </w:tcPr>
+          <w:p>
+            <w:r>
+              <w:t>Two profiles: UPI Autopay, and NPCI UAP with a delegated cap where the agent is granted less than its principal holds.</w:t>
+            </w:r>
+          </w:p>
+        </w:tc>
+      </w:tr>
+      <w:tr>
+        <w:tc>
+          <w:tcPr>
+            <w:tcW w:type="dxa" w:w="4320"/>
+          </w:tcPr>
+          <w:p>
+            <w:r>
+              <w:t>Reproducibility</w:t>
+            </w:r>
+          </w:p>
+        </w:tc>
+        <w:tc>
+          <w:tcPr>
+            <w:tcW w:type="dxa" w:w="4320"/>
+          </w:tcPr>
+          <w:p>
+            <w:r>
+              <w:t>Everything seeded; the same seed reproduces every result field on any machine. CI re-derives the committed numbers on every push.</w:t>
+            </w:r>
+          </w:p>
+        </w:tc>
+      </w:tr>
+    </w:tbl>
+    <w:p/>
+    <w:p>
+      <w:pPr>
+        <w:pStyle w:val="Heading3"/>
+      </w:pPr>
+      <w:r>
+        <w:t>Attacks nobody wrote</w:t>
+      </w:r>
+    </w:p>
+    <w:p>
+      <w:r>
+        <w:t>A fixed corpus is a checklist, and checklists already exist. Every variant the control refuses is handed the name of the rule that refused it — exactly what a real attacker learns from a rejection message — and a deterministic search proposes variants aimed at that rule. Winners are kept, dead ends retired, and the next round faces the same control with better attacks. The search is a pure function of (variant, rule), so it replays identically from a seed on any machine. Its dead ends are reported too.</w:t>
       </w:r>
     </w:p>
     <w:p>
       <w:pPr>
-        <w:pStyle w:val="ListBullet"/>
+        <w:pStyle w:val="Heading2"/>
       </w:pPr>
       <w:r>
-        <w:t>Mandates are signed with real ECDSA P-256 over a canonical serialisation, not mocked. An attack re-signs only with keys the attacker legitimately holds — its own merchant, or one whose key it has compromised — never the user's.</w:t>
+        <w:t>Book Three  ·  Defend — what the control actually stops</w:t>
+      </w:r>
+    </w:p>
+    <w:tbl>
+      <w:tblPr>
+        <w:tblStyle w:val="LightGrid-Accent1"/>
+        <w:tblW w:type="auto" w:w="0"/>
+        <w:tblLook w:firstColumn="1" w:firstRow="1" w:lastColumn="0" w:lastRow="0" w:noHBand="0" w:noVBand="1" w:val="04A0"/>
+      </w:tblPr>
+      <w:tblGrid>
+        <w:gridCol w:w="2880"/>
+        <w:gridCol w:w="2880"/>
+        <w:gridCol w:w="2880"/>
+      </w:tblGrid>
+      <w:tr>
+        <w:tc>
+          <w:tcPr>
+            <w:tcW w:type="dxa" w:w="2880"/>
+          </w:tcPr>
+          <w:p>
+            <w:r>
+              <w:rPr>
+                <w:b/>
+              </w:rPr>
+              <w:t>Tier</w:t>
+            </w:r>
+          </w:p>
+        </w:tc>
+        <w:tc>
+          <w:tcPr>
+            <w:tcW w:type="dxa" w:w="2880"/>
+          </w:tcPr>
+          <w:p>
+            <w:r>
+              <w:rPr>
+                <w:b/>
+              </w:rPr>
+              <w:t>What it does</w:t>
+            </w:r>
+          </w:p>
+        </w:tc>
+        <w:tc>
+          <w:tcPr>
+            <w:tcW w:type="dxa" w:w="2880"/>
+          </w:tcPr>
+          <w:p>
+            <w:r>
+              <w:rPr>
+                <w:b/>
+              </w:rPr>
+              <w:t>Authority</w:t>
+            </w:r>
+          </w:p>
+        </w:tc>
+      </w:tr>
+      <w:tr>
+        <w:tc>
+          <w:tcPr>
+            <w:tcW w:type="dxa" w:w="2880"/>
+          </w:tcPr>
+          <w:p>
+            <w:r>
+              <w:t>Tier 1</w:t>
+            </w:r>
+          </w:p>
+        </w:tc>
+        <w:tc>
+          <w:tcPr>
+            <w:tcW w:type="dxa" w:w="2880"/>
+          </w:tcPr>
+          <w:p>
+            <w:r>
+              <w:t>Seven deterministic checks on the arithmetic between mandates. No model, 3.5 ms.</w:t>
+            </w:r>
+          </w:p>
+        </w:tc>
+        <w:tc>
+          <w:tcPr>
+            <w:tcW w:type="dxa" w:w="2880"/>
+          </w:tcPr>
+          <w:p>
+            <w:r>
+              <w:t>Blocks, and names the rule</w:t>
+            </w:r>
+          </w:p>
+        </w:tc>
+      </w:tr>
+      <w:tr>
+        <w:tc>
+          <w:tcPr>
+            <w:tcW w:type="dxa" w:w="2880"/>
+          </w:tcPr>
+          <w:p>
+            <w:r>
+              <w:t>Tier 2</w:t>
+            </w:r>
+          </w:p>
+        </w:tc>
+        <w:tc>
+          <w:tcPr>
+            <w:tcW w:type="dxa" w:w="2880"/>
+          </w:tcPr>
+          <w:p>
+            <w:r>
+              <w:t>A gradient-boosted model fitted on what Tier 1 let through — Red's survivors are Blue's training set.</w:t>
+            </w:r>
+          </w:p>
+        </w:tc>
+        <w:tc>
+          <w:tcPr>
+            <w:tcW w:type="dxa" w:w="2880"/>
+          </w:tcPr>
+          <w:p>
+            <w:r>
+              <w:t>Blocks</w:t>
+            </w:r>
+          </w:p>
+        </w:tc>
+      </w:tr>
+      <w:tr>
+        <w:tc>
+          <w:tcPr>
+            <w:tcW w:type="dxa" w:w="2880"/>
+          </w:tcPr>
+          <w:p>
+            <w:r>
+              <w:t>Tier 3</w:t>
+            </w:r>
+          </w:p>
+        </w:tc>
+        <w:tc>
+          <w:tcPr>
+            <w:tcW w:type="dxa" w:w="2880"/>
+          </w:tcPr>
+          <w:p>
+            <w:r>
+              <w:t>Semantic divergence between what was described and what was charged.</w:t>
+            </w:r>
+          </w:p>
+        </w:tc>
+        <w:tc>
+          <w:tcPr>
+            <w:tcW w:type="dxa" w:w="2880"/>
+          </w:tcPr>
+          <w:p>
+            <w:r>
+              <w:t>Escalates only, never blocks</w:t>
+            </w:r>
+          </w:p>
+        </w:tc>
+      </w:tr>
+    </w:tbl>
+    <w:p/>
+    <w:p>
+      <w:pPr>
+        <w:jc w:val="center"/>
+      </w:pPr>
+      <w:r>
+        <w:drawing>
+          <wp:inline xmlns:a="http://schemas.openxmlformats.org/drawingml/2006/main" xmlns:pic="http://schemas.openxmlformats.org/drawingml/2006/picture">
+            <wp:extent cx="5852160" cy="3013687"/>
+            <wp:docPr id="4" name="Picture 4"/>
+            <wp:cNvGraphicFramePr>
+              <a:graphicFrameLocks noChangeAspect="1"/>
+            </wp:cNvGraphicFramePr>
+            <a:graphic>
+              <a:graphicData uri="http://schemas.openxmlformats.org/drawingml/2006/picture">
+                <pic:pic>
+                  <pic:nvPicPr>
+                    <pic:cNvPr id="0" name="control-effect.png"/>
+                    <pic:cNvPicPr/>
+                  </pic:nvPicPr>
+                  <pic:blipFill>
+                    <a:blip r:embed="rId12"/>
+                    <a:stretch>
+                      <a:fillRect/>
+                    </a:stretch>
+                  </pic:blipFill>
+                  <pic:spPr>
+                    <a:xfrm>
+                      <a:off x="0" y="0"/>
+                      <a:ext cx="5852160" cy="3013687"/>
+                    </a:xfrm>
+                    <a:prstGeom prst="rect"/>
+                  </pic:spPr>
+                </pic:pic>
+              </a:graphicData>
+            </a:graphic>
+          </wp:inline>
+        </w:drawing>
       </w:r>
     </w:p>
     <w:p>
       <w:pPr>
-        <w:pStyle w:val="ListBullet"/>
+        <w:jc w:val="center"/>
       </w:pPr>
       <w:r>
-        <w:t>Money is Decimal paise. Floats are rejected rather than coerced, because a rounding error in a fraud harness is a number nobody can trust.</w:t>
+        <w:rPr>
+          <w:b/>
+          <w:color w:val="5B6675"/>
+          <w:sz w:val="17"/>
+        </w:rPr>
+        <w:t>Figure 3 — Attack success, and the harm behind it</w:t>
       </w:r>
     </w:p>
     <w:p>
-      <w:pPr>
-        <w:pStyle w:val="ListBullet"/>
-      </w:pPr>
       <w:r>
-        <w:t>The ledger is SQLite with real transactions, and it refuses unmediated settlement. Harm is a balance delta on an account the attacker controls.</w:t>
-      </w:r>
-    </w:p>
-    <w:p>
-      <w:pPr>
-        <w:pStyle w:val="ListBullet"/>
-      </w:pPr>
-      <w:r>
-        <w:t>The merchant population is built so that no single feature separates honest from attacker-controlled. It includes a mule merchant (new, unrated, unsigned listings) and a compromised one (established, well rated, signed) that out-scores two honest merchants on every feature extracted.</w:t>
-      </w:r>
-    </w:p>
-    <w:p>
-      <w:pPr>
-        <w:pStyle w:val="ListBullet"/>
-      </w:pPr>
-      <w:r>
-        <w:t>Two rail profiles: UPI Autopay, and NPCI UAP with a delegated cap where the agent is granted less than its principal holds.</w:t>
-      </w:r>
-    </w:p>
-    <w:p>
-      <w:pPr>
-        <w:pStyle w:val="ListBullet"/>
-      </w:pPr>
-      <w:r>
-        <w:t>Everything is seeded. The same seed reproduces every result field on any machine; timestamps and latencies are measurements of the run rather than results from it, and are excluded by name. CI re-derives the committed numbers on every push.</w:t>
+        <w:rPr>
+          <w:sz w:val="20"/>
+        </w:rPr>
+        <w:t>Attack success falls from 100% to 16.7% behind seven lines of arithmetic, and to zero with all three tiers. Then it rises again to 41.2% the moment the attacker is allowed to learn — which is the finding this project exists to report.</w:t>
       </w:r>
     </w:p>
     <w:p>
@@ -4127,67 +5014,15 @@
         <w:pStyle w:val="Heading3"/>
       </w:pPr>
       <w:r>
-        <w:t>The search — attacks nobody wrote</w:t>
+        <w:t>Detection efficacy, per rail</w:t>
       </w:r>
     </w:p>
     <w:p>
       <w:r>
-        <w:t>A fixed corpus is a checklist, and checklists already exist. Every variant the control refuses is handed the name of the rule that refused it — the same thing a real attacker learns from a rejection message — and a deterministic mutation search proposes variants aimed at that rule. Winners are kept, dead ends retired, and the next round faces the same control with better attacks.</w:t>
-      </w:r>
-    </w:p>
-    <w:p>
-      <w:r>
-        <w:t>The search is a pure function of (variant, rule), and ties break on lineage, so the whole thing replays identically from a seed on someone else's laptop. Its dead ends are reported too: the alias strategy generates lookalike beneficiary handles and fails every time, because the comparison is exact rather than fuzzy.</w:t>
-      </w:r>
-    </w:p>
-    <w:p>
-      <w:pPr>
-        <w:pStyle w:val="Heading2"/>
-      </w:pPr>
-      <w:r>
-        <w:t>Book Three  ·  Defend — three tiers, and what they catch</w:t>
-      </w:r>
-    </w:p>
-    <w:p>
-      <w:r>
-        <w:t>The control runs out of band, as a reference monitor between the agent and the ledger, and the ledger refuses anything unmediated — so there is no path around it. The identical harness runs with no control at all, which is what makes the baseline comparable.</w:t>
-      </w:r>
-    </w:p>
-    <w:p>
-      <w:pPr>
-        <w:pStyle w:val="ListBullet"/>
-      </w:pPr>
-      <w:r>
-        <w:t>Tier 1 — seven deterministic invariants over the chain. Arithmetic, no model, 3.5 ms per authorisation. It takes the entire model-independent structural class off the table, and goes first because it is free.</w:t>
-      </w:r>
-    </w:p>
-    <w:p>
-      <w:pPr>
-        <w:pStyle w:val="ListBullet"/>
-      </w:pPr>
-      <w:r>
-        <w:t>Tier 2 — a gradient-boosted model fitted on what Tier 1 allowed through. Red's survivors are Blue's training set; that is the closed loop.</w:t>
-      </w:r>
-    </w:p>
-    <w:p>
-      <w:pPr>
-        <w:pStyle w:val="ListBullet"/>
-      </w:pPr>
-      <w:r>
-        <w:t>Tier 3 — semantic divergence, and the only tier that escalates rather than blocks. Its first version scored a 100% prevention rate and a 0% benign pass rate: it was escalating everything. Only checking honest traffic in the same breath caught it.</w:t>
-      </w:r>
-    </w:p>
-    <w:p>
-      <w:pPr>
-        <w:pStyle w:val="Heading3"/>
-      </w:pPr>
-      <w:r>
-        <w:t>Detection efficacy</w:t>
-      </w:r>
-    </w:p>
-    <w:p>
-      <w:r>
-        <w:t>Attacks are the positive class; honest traffic is the negative class. A flag is the control naming a rule or escalating for review. Refusals and harness errors are excluded from every rate, because they describe the victim model or our own harness rather than the control.</w:t>
+        <w:rPr>
+          <w:sz w:val="20"/>
+        </w:rPr>
+        <w:t>Attacks are the positive class; honest traffic is the negative class. Refusals and harness errors are excluded from every rate, because they describe the victim model or our own harness rather than the control.</w:t>
       </w:r>
     </w:p>
     <w:p>
@@ -5013,16 +5848,71 @@
       </w:r>
     </w:p>
     <w:p>
+      <w:pPr>
+        <w:jc w:val="center"/>
+      </w:pPr>
+      <w:r>
+        <w:drawing>
+          <wp:inline xmlns:a="http://schemas.openxmlformats.org/drawingml/2006/main" xmlns:pic="http://schemas.openxmlformats.org/drawingml/2006/picture">
+            <wp:extent cx="5852160" cy="2952362"/>
+            <wp:docPr id="5" name="Picture 5"/>
+            <wp:cNvGraphicFramePr>
+              <a:graphicFrameLocks noChangeAspect="1"/>
+            </wp:cNvGraphicFramePr>
+            <a:graphic>
+              <a:graphicData uri="http://schemas.openxmlformats.org/drawingml/2006/picture">
+                <pic:pic>
+                  <pic:nvPicPr>
+                    <pic:cNvPr id="0" name="detection-paradox.png"/>
+                    <pic:cNvPicPr/>
+                  </pic:nvPicPr>
+                  <pic:blipFill>
+                    <a:blip r:embed="rId13"/>
+                    <a:stretch>
+                      <a:fillRect/>
+                    </a:stretch>
+                  </pic:blipFill>
+                  <pic:spPr>
+                    <a:xfrm>
+                      <a:off x="0" y="0"/>
+                      <a:ext cx="5852160" cy="2952362"/>
+                    </a:xfrm>
+                    <a:prstGeom prst="rect"/>
+                  </pic:spPr>
+                </pic:pic>
+              </a:graphicData>
+            </a:graphic>
+          </wp:inline>
+        </w:drawing>
+      </w:r>
+    </w:p>
+    <w:p>
+      <w:pPr>
+        <w:jc w:val="center"/>
+      </w:pPr>
+      <w:r>
+        <w:rPr>
+          <w:b/>
+          <w:color w:val="5B6675"/>
+          <w:sz w:val="17"/>
+        </w:rPr>
+        <w:t>Figure 4 — A perfect classifier over a system losing money</w:t>
+      </w:r>
+    </w:p>
+    <w:p>
       <w:r>
         <w:rPr>
           <w:b/>
         </w:rPr>
-        <w:t>Tier 1 flags every attack in the documented corpus — precision 1.000, recall 1.000, F1 1.000, zero false positives — and ₹3,996.00 still reaches the attacker. S-03 fires three concurrent redemptions at one authorisation; the control refuses two and the third settles. Every one of those episodes is a true positive by decision and a success by ledger.</w:t>
+        <w:t>Both panels describe the same campaign. Tier 1 scores precision 1.000, recall 1.000, F1 1.000 and zero false positives — and ₹3,996.00 still reaches the attacker. S-03 fires three concurrent redemptions at one authorisation; the control refuses two and the third settles. Every one of those episodes is a true positive by decision and a success by ledger.</w:t>
       </w:r>
     </w:p>
     <w:p>
       <w:r>
-        <w:t>A submission reporting only F1 would show a perfect classifier over a system losing money. One reporting only attack success would hide that the control saw every attack coming. Both are printed side by side, always, because in live payments a flag that arrives after settlement is a chargeback, not a defense.</w:t>
+        <w:rPr>
+          <w:sz w:val="20"/>
+        </w:rPr>
+        <w:t>Reporting only F1 would show a perfect classifier over a system losing money. Reporting only attack success would hide that the control saw every attack coming. Both are printed side by side, always, because in live payments a flag that arrives after settlement is a chargeback, not a defense.</w:t>
       </w:r>
     </w:p>
     <w:p>
@@ -5035,10 +5925,54 @@
     </w:p>
     <w:p>
       <w:pPr>
-        <w:pStyle w:val="ListBullet"/>
+        <w:jc w:val="center"/>
       </w:pPr>
       <w:r>
-        <w:t>UPI Autopay: attack success rises from 16.7% to 66.7% — a delta of +50.0 points — and the control is first broken in round 1. Recall falls from 1.000 in round 0 to 0.000 in round 2: the variants the search finds are not caught late, they are not caught at all.</w:t>
+        <w:drawing>
+          <wp:inline xmlns:a="http://schemas.openxmlformats.org/drawingml/2006/main" xmlns:pic="http://schemas.openxmlformats.org/drawingml/2006/picture">
+            <wp:extent cx="5852160" cy="3039969"/>
+            <wp:docPr id="6" name="Picture 6"/>
+            <wp:cNvGraphicFramePr>
+              <a:graphicFrameLocks noChangeAspect="1"/>
+            </wp:cNvGraphicFramePr>
+            <a:graphic>
+              <a:graphicData uri="http://schemas.openxmlformats.org/drawingml/2006/picture">
+                <pic:pic>
+                  <pic:nvPicPr>
+                    <pic:cNvPr id="0" name="adaptation.png"/>
+                    <pic:cNvPicPr/>
+                  </pic:nvPicPr>
+                  <pic:blipFill>
+                    <a:blip r:embed="rId14"/>
+                    <a:stretch>
+                      <a:fillRect/>
+                    </a:stretch>
+                  </pic:blipFill>
+                  <pic:spPr>
+                    <a:xfrm>
+                      <a:off x="0" y="0"/>
+                      <a:ext cx="5852160" cy="3039969"/>
+                    </a:xfrm>
+                    <a:prstGeom prst="rect"/>
+                  </pic:spPr>
+                </pic:pic>
+              </a:graphicData>
+            </a:graphic>
+          </wp:inline>
+        </w:drawing>
+      </w:r>
+    </w:p>
+    <w:p>
+      <w:pPr>
+        <w:jc w:val="center"/>
+      </w:pPr>
+      <w:r>
+        <w:rPr>
+          <w:b/>
+          <w:color w:val="5B6675"/>
+          <w:sz w:val="17"/>
+        </w:rPr>
+        <w:t>Figure 5 — What happens when the attacker is allowed to learn</w:t>
       </w:r>
     </w:p>
     <w:p>
@@ -5046,7 +5980,15 @@
         <w:pStyle w:val="ListBullet"/>
       </w:pPr>
       <w:r>
-        <w:t>NPCI UAP: attack success rises from 16.7% to 50.0% — a delta of +33.3 points — and the control is first broken in round 1. Recall falls from 1.000 in round 0 to 0.000 in round 2: the variants the search finds are not caught late, they are not caught at all.</w:t>
+        <w:t>UPI Autopay: attack success rises from 16.7% to 66.7% — a delta of +50.0 points — and the control is first broken in round 1. Recall falls from 1.000 to 0.000: the variants the search finds are not caught late, they are not caught at all.</w:t>
+      </w:r>
+    </w:p>
+    <w:p>
+      <w:pPr>
+        <w:pStyle w:val="ListBullet"/>
+      </w:pPr>
+      <w:r>
+        <w:t>NPCI UAP: attack success rises from 16.7% to 50.0% — a delta of +33.3 points — and the control is first broken in round 1. Recall falls from 1.000 to 0.000: the variants the search finds are not caught late, they are not caught at all.</w:t>
       </w:r>
     </w:p>
     <w:p>
@@ -5054,7 +5996,7 @@
         <w:rPr>
           <w:b/>
         </w:rPr>
-        <w:t>That gap is the finding. Every comparable tool reports the round-0 number and stops. A control that holds against a documented attack list and folds in one round against an attacker that reads its rejection messages has not been tested.</w:t>
+        <w:t>Every comparable tool reports the round-0 number and stops. A control that holds against a documented attack list and folds in one round against an attacker that reads its rejections has not been tested.</w:t>
       </w:r>
     </w:p>
     <w:p>
@@ -5062,25 +6004,15 @@
         <w:pStyle w:val="Heading3"/>
       </w:pPr>
       <w:r>
-        <w:t>Where the learned tier stops</w:t>
+        <w:t>Where the learned tier stops, and which model is shopping</w:t>
       </w:r>
     </w:p>
     <w:p>
       <w:r>
-        <w:t>Tier 2 catches 52 of 52 in-sample with zero false positives in 72, and 0% against either held-out merchant it was not trained on. AUC on the campaigns it judges is 0.917. That is reported rather than hidden: a learned tier generalises to variants of what it has seen, not to techniques nobody has run yet — which is precisely why Tier 1 goes first, and why the headline result does not rest on a model.</w:t>
-      </w:r>
-    </w:p>
-    <w:p>
-      <w:pPr>
-        <w:pStyle w:val="Heading3"/>
-      </w:pPr>
-      <w:r>
-        <w:t>The victim model is a variable, not a constant</w:t>
-      </w:r>
-    </w:p>
-    <w:p>
-      <w:r>
-        <w:t>Susceptibility to semantic attack depends on which model is shopping, so every episode records the model that ran it. Running the corpus against three locally served open models plus the scripted baseline gives our own measurement rather than a cited one.</w:t>
+        <w:rPr>
+          <w:sz w:val="20"/>
+        </w:rPr>
+        <w:t>Tier 2 catches 52 of 52 in-sample with zero false positives in 72, scores an AUC of 0.917, and catches 0% against either held-out merchant it was not trained on. Reported rather than hidden: a learned tier generalises to variants of what it has seen, not to techniques nobody has run — which is why Tier 1 goes first and why the headline result does not rest on a model.</w:t>
       </w:r>
     </w:p>
     <w:tbl>
@@ -5267,7 +6199,10 @@
     <w:p/>
     <w:p>
       <w:r>
-        <w:t>Structural attacks succeed against every model at the same rate — they break arithmetic, and arithmetic has no opinion about which model is shopping. M-08 is the only attack whose success depends on the model. Choosing a better model moves the semantic column and leaves the structural one untouched, which is the case for fixing this at the control layer rather than hoping for a safer agent.</w:t>
+        <w:rPr>
+          <w:sz w:val="20"/>
+        </w:rPr>
+        <w:t>Structural attacks succeed against every model at the same rate — they break arithmetic, and arithmetic has no opinion about which model is shopping. Choosing a better model moves the semantic column and leaves the structural one untouched, which is the case for fixing this at the control layer rather than hoping for a safer agent.</w:t>
       </w:r>
     </w:p>
     <w:p>
@@ -5278,54 +6213,178 @@
         <w:t>Book Four  ·  Feasibility — running this in production</w:t>
       </w:r>
     </w:p>
-    <w:p>
-      <w:pPr>
-        <w:pStyle w:val="ListBullet"/>
-      </w:pPr>
-      <w:r>
-        <w:t>Tier 1 costs 3.5 ms per authorisation, of which the arithmetic is roughly 0.02 ms — the rest is signature verification and one freshness datastore write. That is inside the budget of a real authorisation path, and it needs no model, no GPU and no network call.</w:t>
-      </w:r>
-    </w:p>
-    <w:p>
-      <w:pPr>
-        <w:pStyle w:val="ListBullet"/>
-      </w:pPr>
-      <w:r>
-        <w:t>The control is an out-of-band reference monitor, not a library the agent calls. It can be deployed by a PSP, an issuer or a rail operator without the agent vendor's cooperation — which matters, because the agent vendor is not the party carrying the loss.</w:t>
-      </w:r>
-    </w:p>
-    <w:p>
-      <w:pPr>
-        <w:pStyle w:val="ListBullet"/>
-      </w:pPr>
-      <w:r>
-        <w:t>Every block names the rule it enforced, with observed and expected values. A control that cannot say why it refused is unusable in a regulated environment, and this is asserted by a test rather than claimed.</w:t>
-      </w:r>
-    </w:p>
-    <w:p>
-      <w:pPr>
-        <w:pStyle w:val="ListBullet"/>
-      </w:pPr>
-      <w:r>
-        <w:t>Benign pass rate is 100% across every committed campaign. A control that refuses honest traffic will be switched off in production whatever its recall.</w:t>
-      </w:r>
-    </w:p>
-    <w:p>
-      <w:pPr>
-        <w:pStyle w:val="ListBullet"/>
-      </w:pPr>
-      <w:r>
-        <w:t>Rail profiles are pluggable. UPI Autopay and NPCI UAP are implemented and produce genuinely different campaigns; adding a rail is a profile, not a rewrite.</w:t>
-      </w:r>
-    </w:p>
-    <w:p>
-      <w:pPr>
-        <w:pStyle w:val="ListBullet"/>
-      </w:pPr>
-      <w:r>
-        <w:t>The deployed prototype has no server, no credential and no database. Everything a judge sees is a committed file they can diff against a local re-run.</w:t>
-      </w:r>
-    </w:p>
+    <w:tbl>
+      <w:tblPr>
+        <w:tblStyle w:val="LightGrid-Accent1"/>
+        <w:tblW w:type="auto" w:w="0"/>
+        <w:tblLook w:firstColumn="1" w:firstRow="1" w:lastColumn="0" w:lastRow="0" w:noHBand="0" w:noVBand="1" w:val="04A0"/>
+      </w:tblPr>
+      <w:tblGrid>
+        <w:gridCol w:w="4320"/>
+        <w:gridCol w:w="4320"/>
+      </w:tblGrid>
+      <w:tr>
+        <w:tc>
+          <w:tcPr>
+            <w:tcW w:type="dxa" w:w="4320"/>
+          </w:tcPr>
+          <w:p>
+            <w:r>
+              <w:rPr>
+                <w:b/>
+              </w:rPr>
+              <w:t>Question a deployer asks</w:t>
+            </w:r>
+          </w:p>
+        </w:tc>
+        <w:tc>
+          <w:tcPr>
+            <w:tcW w:type="dxa" w:w="4320"/>
+          </w:tcPr>
+          <w:p>
+            <w:r>
+              <w:rPr>
+                <w:b/>
+              </w:rPr>
+              <w:t>Answer</w:t>
+            </w:r>
+          </w:p>
+        </w:tc>
+      </w:tr>
+      <w:tr>
+        <w:tc>
+          <w:tcPr>
+            <w:tcW w:type="dxa" w:w="4320"/>
+          </w:tcPr>
+          <w:p>
+            <w:r>
+              <w:t>Is it fast enough for an authorisation path?</w:t>
+            </w:r>
+          </w:p>
+        </w:tc>
+        <w:tc>
+          <w:tcPr>
+            <w:tcW w:type="dxa" w:w="4320"/>
+          </w:tcPr>
+          <w:p>
+            <w:r>
+              <w:t>3.5 ms per authorisation, of which the arithmetic is ~0.02 ms. No model, no GPU, no network call.</w:t>
+            </w:r>
+          </w:p>
+        </w:tc>
+      </w:tr>
+      <w:tr>
+        <w:tc>
+          <w:tcPr>
+            <w:tcW w:type="dxa" w:w="4320"/>
+          </w:tcPr>
+          <w:p>
+            <w:r>
+              <w:t>Who can deploy it?</w:t>
+            </w:r>
+          </w:p>
+        </w:tc>
+        <w:tc>
+          <w:tcPr>
+            <w:tcW w:type="dxa" w:w="4320"/>
+          </w:tcPr>
+          <w:p>
+            <w:r>
+              <w:t>A PSP, issuer or rail operator, without the agent vendor's cooperation — which matters, because the agent vendor does not carry the loss.</w:t>
+            </w:r>
+          </w:p>
+        </w:tc>
+      </w:tr>
+      <w:tr>
+        <w:tc>
+          <w:tcPr>
+            <w:tcW w:type="dxa" w:w="4320"/>
+          </w:tcPr>
+          <w:p>
+            <w:r>
+              <w:t>Can it explain a refusal to a regulator?</w:t>
+            </w:r>
+          </w:p>
+        </w:tc>
+        <w:tc>
+          <w:tcPr>
+            <w:tcW w:type="dxa" w:w="4320"/>
+          </w:tcPr>
+          <w:p>
+            <w:r>
+              <w:t>Every block names the rule with observed and expected values. Asserted by a test, not claimed.</w:t>
+            </w:r>
+          </w:p>
+        </w:tc>
+      </w:tr>
+      <w:tr>
+        <w:tc>
+          <w:tcPr>
+            <w:tcW w:type="dxa" w:w="4320"/>
+          </w:tcPr>
+          <w:p>
+            <w:r>
+              <w:t>Will it block real customers?</w:t>
+            </w:r>
+          </w:p>
+        </w:tc>
+        <w:tc>
+          <w:tcPr>
+            <w:tcW w:type="dxa" w:w="4320"/>
+          </w:tcPr>
+          <w:p>
+            <w:r>
+              <w:t>Benign pass rate is 100% across every committed campaign, printed beside every headline number.</w:t>
+            </w:r>
+          </w:p>
+        </w:tc>
+      </w:tr>
+      <w:tr>
+        <w:tc>
+          <w:tcPr>
+            <w:tcW w:type="dxa" w:w="4320"/>
+          </w:tcPr>
+          <w:p>
+            <w:r>
+              <w:t>Does it work on more than one rail?</w:t>
+            </w:r>
+          </w:p>
+        </w:tc>
+        <w:tc>
+          <w:tcPr>
+            <w:tcW w:type="dxa" w:w="4320"/>
+          </w:tcPr>
+          <w:p>
+            <w:r>
+              <w:t>UPI Autopay and NPCI UAP are both implemented and produce genuinely different campaigns. A new rail is a profile, not a rewrite.</w:t>
+            </w:r>
+          </w:p>
+        </w:tc>
+      </w:tr>
+      <w:tr>
+        <w:tc>
+          <w:tcPr>
+            <w:tcW w:type="dxa" w:w="4320"/>
+          </w:tcPr>
+          <w:p>
+            <w:r>
+              <w:t>What does the demo cost to run?</w:t>
+            </w:r>
+          </w:p>
+        </w:tc>
+        <w:tc>
+          <w:tcPr>
+            <w:tcW w:type="dxa" w:w="4320"/>
+          </w:tcPr>
+          <w:p>
+            <w:r>
+              <w:t>Nothing. No server, no credential, no database — the deployed arena is committed files a judge can diff against a local re-run.</w:t>
+            </w:r>
+          </w:p>
+        </w:tc>
+      </w:tr>
+    </w:tbl>
+    <w:p/>
     <w:p>
       <w:pPr>
         <w:pStyle w:val="Heading3"/>
@@ -5335,18 +6394,35 @@
       </w:r>
     </w:p>
     <w:p>
+      <w:pPr>
+        <w:pStyle w:val="ListBullet"/>
+      </w:pPr>
       <w:r>
-        <w:t>I-31, coerced-principal intent, is deliberately unbuildable at the mandate layer. The mandate is authentic, the human signed it under duress, every cryptographic check passes and the money is gone, because the fraud is upstream of the mandate. It is documented and marked as never implemented, because naming the limit of the cryptographic approach the industry is betting on is more useful than pretending not to have one.</w:t>
+        <w:t>I-31, coerced-principal intent, is deliberately unbuildable at the mandate layer. The human signed under duress, every check passes, the money is gone — the fraud is upstream of the mandate. Naming the limit of the cryptographic approach the industry is betting on is more useful than pretending not to have one.</w:t>
       </w:r>
     </w:p>
     <w:p>
+      <w:pPr>
+        <w:pStyle w:val="ListBullet"/>
+      </w:pPr>
       <w:r>
-        <w:t>28 of the 34 mapped vectors are not built. Each says why in its note, and those notes are where the range's own boundaries are recorded rather than hidden.</w:t>
+        <w:t>28 of 34 mapped vectors are not built. Each says why in its note, so the range's boundaries are recorded rather than hidden.</w:t>
       </w:r>
     </w:p>
     <w:p>
+      <w:pPr>
+        <w:pStyle w:val="ListBullet"/>
+      </w:pPr>
       <w:r>
-        <w:t>The range is a simulation — a high-fidelity one, with real signatures, real decimal arithmetic and a real ledger, but a simulation. A production deployment would meet merchant populations, rail semantics and volumes we have modelled rather than observed. What transfers is the method and the control; the specific rates would have to be re-measured on real traffic, and the harness is built to be pointed at it.</w:t>
+        <w:t>The range is a simulation — a high-fidelity one, but a simulation. Production would meet merchant populations and volumes we have modelled rather than observed. What transfers is the method and the control; the rates would have to be re-measured on real traffic, and the harness is built to be pointed at it.</w:t>
+      </w:r>
+    </w:p>
+    <w:p>
+      <w:pPr>
+        <w:pStyle w:val="ListBullet"/>
+      </w:pPr>
+      <w:r>
+        <w:t>Tier 2's held-out recall is 0%. It is in this report, and in the arena, because a learned tier that only looks good in-sample is the failure mode this whole project is designed to catch.</w:t>
       </w:r>
     </w:p>
     <w:p>
@@ -5359,7 +6435,7 @@
         <w:pStyle w:val="Heading1"/>
       </w:pPr>
       <w:r>
-        <w:t>Appendix  ·  Reproduce every number in this report</w:t>
+        <w:t>Appendix A  ·  Reproduce every number in this report</w:t>
       </w:r>
     </w:p>
     <w:p>
@@ -5372,7 +6448,7 @@
         <w:pStyle w:val="ListBullet"/>
       </w:pPr>
       <w:r>
-        <w:t>pip install -e ".[dev]"   —   install</w:t>
+        <w:t>pip install -e ".[dev,docs]"   —   install, with the document toolchain</w:t>
       </w:r>
     </w:p>
     <w:p>
@@ -5388,7 +6464,7 @@
         <w:pStyle w:val="ListBullet"/>
       </w:pPr>
       <w:r>
-        <w:t>python -m praman corpus   —   the attack map above</w:t>
+        <w:t>python -m praman corpus   —   the attack map, Figure 6</w:t>
       </w:r>
     </w:p>
     <w:p>
@@ -5404,7 +6480,7 @@
         <w:pStyle w:val="ListBullet"/>
       </w:pPr>
       <w:r>
-        <w:t>python -m praman detect   —   precision, recall, F1, AUC</w:t>
+        <w:t>python -m praman detect   —   precision, recall, F1, AUC — Figures 3 and 4</w:t>
       </w:r>
     </w:p>
     <w:p>
@@ -5412,7 +6488,7 @@
         <w:pStyle w:val="ListBullet"/>
       </w:pPr>
       <w:r>
-        <w:t>python -m praman adapt   —   the static-versus-adaptive gap</w:t>
+        <w:t>python -m praman adapt   —   the static-versus-adaptive gap — Figure 5</w:t>
       </w:r>
     </w:p>
     <w:p>
@@ -5444,7 +6520,534 @@
         <w:pStyle w:val="ListBullet"/>
       </w:pPr>
       <w:r>
-        <w:t>python -m praman walkthrough   —   rebuild this document from the results</w:t>
+        <w:t>python -m praman walkthrough   —   rebuild this document, figures included</w:t>
+      </w:r>
+    </w:p>
+    <w:p>
+      <w:pPr>
+        <w:pStyle w:val="Heading1"/>
+      </w:pPr>
+      <w:r>
+        <w:t>Appendix B  ·  Market and technical figures, by source</w:t>
+      </w:r>
+    </w:p>
+    <w:p>
+      <w:r>
+        <w:rPr>
+          <w:color w:val="5B6675"/>
+          <w:sz w:val="19"/>
+        </w:rPr>
+        <w:t>Every external number in this report, with whoever published it. Nothing here is a forecast of ours; where analysts disagree the spread is shown rather than the most flattering end of it.</w:t>
+      </w:r>
+    </w:p>
+    <w:tbl>
+      <w:tblPr>
+        <w:tblStyle w:val="LightGrid-Accent1"/>
+        <w:tblW w:type="auto" w:w="0"/>
+        <w:tblLook w:firstColumn="1" w:firstRow="1" w:lastColumn="0" w:lastRow="0" w:noHBand="0" w:noVBand="1" w:val="04A0"/>
+      </w:tblPr>
+      <w:tblGrid>
+        <w:gridCol w:w="2880"/>
+        <w:gridCol w:w="2880"/>
+        <w:gridCol w:w="2880"/>
+      </w:tblGrid>
+      <w:tr>
+        <w:tc>
+          <w:tcPr>
+            <w:tcW w:type="dxa" w:w="2880"/>
+          </w:tcPr>
+          <w:p>
+            <w:r>
+              <w:rPr>
+                <w:b/>
+              </w:rPr>
+              <w:t>Figure</w:t>
+            </w:r>
+          </w:p>
+        </w:tc>
+        <w:tc>
+          <w:tcPr>
+            <w:tcW w:type="dxa" w:w="2880"/>
+          </w:tcPr>
+          <w:p>
+            <w:r>
+              <w:rPr>
+                <w:b/>
+              </w:rPr>
+              <w:t>Value</w:t>
+            </w:r>
+          </w:p>
+        </w:tc>
+        <w:tc>
+          <w:tcPr>
+            <w:tcW w:type="dxa" w:w="2880"/>
+          </w:tcPr>
+          <w:p>
+            <w:r>
+              <w:rPr>
+                <w:b/>
+              </w:rPr>
+              <w:t>Source</w:t>
+            </w:r>
+          </w:p>
+        </w:tc>
+      </w:tr>
+      <w:tr>
+        <w:tc>
+          <w:tcPr>
+            <w:tcW w:type="dxa" w:w="2880"/>
+          </w:tcPr>
+          <w:p>
+            <w:r>
+              <w:t>Agentic commerce spend, 2030</w:t>
+            </w:r>
+          </w:p>
+        </w:tc>
+        <w:tc>
+          <w:tcPr>
+            <w:tcW w:type="dxa" w:w="2880"/>
+          </w:tcPr>
+          <w:p>
+            <w:r>
+              <w:t>$1.5 trillion</w:t>
+            </w:r>
+          </w:p>
+        </w:tc>
+        <w:tc>
+          <w:tcPr>
+            <w:tcW w:type="dxa" w:w="2880"/>
+          </w:tcPr>
+          <w:p>
+            <w:r>
+              <w:t>Juniper Research</w:t>
+            </w:r>
+          </w:p>
+        </w:tc>
+      </w:tr>
+      <w:tr>
+        <w:tc>
+          <w:tcPr>
+            <w:tcW w:type="dxa" w:w="2880"/>
+          </w:tcPr>
+          <w:p>
+            <w:r>
+              <w:t>Same, McKinsey's estimate</w:t>
+            </w:r>
+          </w:p>
+        </w:tc>
+        <w:tc>
+          <w:tcPr>
+            <w:tcW w:type="dxa" w:w="2880"/>
+          </w:tcPr>
+          <w:p>
+            <w:r>
+              <w:t>$3–5 trillion</w:t>
+            </w:r>
+          </w:p>
+        </w:tc>
+        <w:tc>
+          <w:tcPr>
+            <w:tcW w:type="dxa" w:w="2880"/>
+          </w:tcPr>
+          <w:p>
+            <w:r>
+              <w:t>McKinsey &amp; Company, as reported by Stellagent</w:t>
+            </w:r>
+          </w:p>
+        </w:tc>
+      </w:tr>
+      <w:tr>
+        <w:tc>
+          <w:tcPr>
+            <w:tcW w:type="dxa" w:w="2880"/>
+          </w:tcPr>
+          <w:p>
+            <w:r>
+              <w:t>US agentic commerce, 2030</w:t>
+            </w:r>
+          </w:p>
+        </w:tc>
+        <w:tc>
+          <w:tcPr>
+            <w:tcW w:type="dxa" w:w="2880"/>
+          </w:tcPr>
+          <w:p>
+            <w:r>
+              <w:t>$300–500 billion</w:t>
+            </w:r>
+          </w:p>
+        </w:tc>
+        <w:tc>
+          <w:tcPr>
+            <w:tcW w:type="dxa" w:w="2880"/>
+          </w:tcPr>
+          <w:p>
+            <w:r>
+              <w:t>Bain &amp; Company</w:t>
+            </w:r>
+          </w:p>
+        </w:tc>
+      </w:tr>
+      <w:tr>
+        <w:tc>
+          <w:tcPr>
+            <w:tcW w:type="dxa" w:w="2880"/>
+          </w:tcPr>
+          <w:p>
+            <w:r>
+              <w:t>Deployment status, 2025–26</w:t>
+            </w:r>
+          </w:p>
+        </w:tc>
+        <w:tc>
+          <w:tcPr>
+            <w:tcW w:type="dxa" w:w="2880"/>
+          </w:tcPr>
+          <w:p>
+            <w:r>
+              <w:t>pilot deployments only</w:t>
+            </w:r>
+          </w:p>
+        </w:tc>
+        <w:tc>
+          <w:tcPr>
+            <w:tcW w:type="dxa" w:w="2880"/>
+          </w:tcPr>
+          <w:p>
+            <w:r>
+              <w:t>Juniper Research</w:t>
+            </w:r>
+          </w:p>
+        </w:tc>
+      </w:tr>
+      <w:tr>
+        <w:tc>
+          <w:tcPr>
+            <w:tcW w:type="dxa" w:w="2880"/>
+          </w:tcPr>
+          <w:p>
+            <w:r>
+              <w:t>Named barrier to adoption</w:t>
+            </w:r>
+          </w:p>
+        </w:tc>
+        <w:tc>
+          <w:tcPr>
+            <w:tcW w:type="dxa" w:w="2880"/>
+          </w:tcPr>
+          <w:p>
+            <w:r>
+              <w:t>trust, ranked first</w:t>
+            </w:r>
+          </w:p>
+        </w:tc>
+        <w:tc>
+          <w:tcPr>
+            <w:tcW w:type="dxa" w:w="2880"/>
+          </w:tcPr>
+          <w:p>
+            <w:r>
+              <w:t>Juniper Research</w:t>
+            </w:r>
+          </w:p>
+        </w:tc>
+      </w:tr>
+      <w:tr>
+        <w:tc>
+          <w:tcPr>
+            <w:tcW w:type="dxa" w:w="2880"/>
+          </w:tcPr>
+          <w:p>
+            <w:r>
+              <w:t>UPI, May 2026</w:t>
+            </w:r>
+          </w:p>
+        </w:tc>
+        <w:tc>
+          <w:tcPr>
+            <w:tcW w:type="dxa" w:w="2880"/>
+          </w:tcPr>
+          <w:p>
+            <w:r>
+              <w:t>23.2bn transactions, ₹29.9tn</w:t>
+            </w:r>
+          </w:p>
+        </w:tc>
+        <w:tc>
+          <w:tcPr>
+            <w:tcW w:type="dxa" w:w="2880"/>
+          </w:tcPr>
+          <w:p>
+            <w:r>
+              <w:t>National Payments Corporation of India, reported by ANI</w:t>
+            </w:r>
+          </w:p>
+        </w:tc>
+      </w:tr>
+      <w:tr>
+        <w:tc>
+          <w:tcPr>
+            <w:tcW w:type="dxa" w:w="2880"/>
+          </w:tcPr>
+          <w:p>
+            <w:r>
+              <w:t>UPI fraud, FY25</w:t>
+            </w:r>
+          </w:p>
+        </w:tc>
+        <w:tc>
+          <w:tcPr>
+            <w:tcW w:type="dxa" w:w="2880"/>
+          </w:tcPr>
+          <w:p>
+            <w:r>
+              <w:t>₹981 crore, 12.64 lakh cases</w:t>
+            </w:r>
+          </w:p>
+        </w:tc>
+        <w:tc>
+          <w:tcPr>
+            <w:tcW w:type="dxa" w:w="2880"/>
+          </w:tcPr>
+          <w:p>
+            <w:r>
+              <w:t>Government of India data placed before Parliament, reported by The420.in</w:t>
+            </w:r>
+          </w:p>
+        </w:tc>
+      </w:tr>
+      <w:tr>
+        <w:tc>
+          <w:tcPr>
+            <w:tcW w:type="dxa" w:w="2880"/>
+          </w:tcPr>
+          <w:p>
+            <w:r>
+              <w:t>Indian cyber fraud losses, 2025</w:t>
+            </w:r>
+          </w:p>
+        </w:tc>
+        <w:tc>
+          <w:tcPr>
+            <w:tcW w:type="dxa" w:w="2880"/>
+          </w:tcPr>
+          <w:p>
+            <w:r>
+              <w:t>₹22,495 crore</w:t>
+            </w:r>
+          </w:p>
+        </w:tc>
+        <w:tc>
+          <w:tcPr>
+            <w:tcW w:type="dxa" w:w="2880"/>
+          </w:tcPr>
+          <w:p>
+            <w:r>
+              <w:t>Ministry of Home Affairs / Indian Cyber Crime Coordination Centre, reported by ScamWatch HQ</w:t>
+            </w:r>
+          </w:p>
+        </w:tc>
+      </w:tr>
+      <w:tr>
+        <w:tc>
+          <w:tcPr>
+            <w:tcW w:type="dxa" w:w="2880"/>
+          </w:tcPr>
+          <w:p>
+            <w:r>
+              <w:t>Breach-and-attack-simulation market, 2026</w:t>
+            </w:r>
+          </w:p>
+        </w:tc>
+        <w:tc>
+          <w:tcPr>
+            <w:tcW w:type="dxa" w:w="2880"/>
+          </w:tcPr>
+          <w:p>
+            <w:r>
+              <w:t>$1.29 billion</w:t>
+            </w:r>
+          </w:p>
+        </w:tc>
+        <w:tc>
+          <w:tcPr>
+            <w:tcW w:type="dxa" w:w="2880"/>
+          </w:tcPr>
+          <w:p>
+            <w:r>
+              <w:t>Mordor Intelligence</w:t>
+            </w:r>
+          </w:p>
+        </w:tc>
+      </w:tr>
+      <w:tr>
+        <w:tc>
+          <w:tcPr>
+            <w:tcW w:type="dxa" w:w="2880"/>
+          </w:tcPr>
+          <w:p>
+            <w:r>
+              <w:t>Of which simulates payment mandates</w:t>
+            </w:r>
+          </w:p>
+        </w:tc>
+        <w:tc>
+          <w:tcPr>
+            <w:tcW w:type="dxa" w:w="2880"/>
+          </w:tcPr>
+          <w:p>
+            <w:r>
+              <w:t>no vendor identified</w:t>
+            </w:r>
+          </w:p>
+        </w:tc>
+        <w:tc>
+          <w:tcPr>
+            <w:tcW w:type="dxa" w:w="2880"/>
+          </w:tcPr>
+          <w:p>
+            <w:r>
+              <w:t>measured by us</w:t>
+            </w:r>
+          </w:p>
+        </w:tc>
+      </w:tr>
+    </w:tbl>
+    <w:p/>
+    <w:p>
+      <w:pPr>
+        <w:pStyle w:val="Heading1"/>
+      </w:pPr>
+      <w:r>
+        <w:t>Appendix C  ·  References</w:t>
+      </w:r>
+    </w:p>
+    <w:p>
+      <w:r>
+        <w:rPr>
+          <w:sz w:val="18"/>
+        </w:rPr>
+        <w:t>[1]  Google Cloud (16 September 2025). Announcing the Agent Payments Protocol (AP2) — signed Intent, Cart and Payment mandates carried as W3C Verifiable Credentials; open licence, 60+ partners. https://cloud.google.com/blog/products/ai-machine-learning/announcing-agents-to-payments-ap2-protocol</w:t>
+      </w:r>
+    </w:p>
+    <w:p>
+      <w:r>
+        <w:rPr>
+          <w:sz w:val="18"/>
+        </w:rPr>
+        <w:t>[2]  Mastercard (29 April 2025). Mastercard unveils Agent Pay — Agentic Tokens extending the Mastercard Digital Enablement Service to verified AI agents. https://www.mastercard.com/global/en/news-and-trends/press/2025/april/mastercard-unveils-agent-pay-pioneering-agentic-payments-technology-to-power-commerce-in-the-age-of-ai.html</w:t>
+      </w:r>
+    </w:p>
+    <w:p>
+      <w:r>
+        <w:rPr>
+          <w:sz w:val="18"/>
+        </w:rPr>
+        <w:t>[3]  Business Standard (July 2026). India may allow agentic AI-led UPI transactions under new NPCI protocol — the Unified Agent Protocol, to register, verify and authorise AI agents across UPI without changing the underlying rails. https://www.business-standard.com/finance/news/india-may-allow-agentic-ai-led-upi-transactions-under-new-npci-protocol-126070801343_1.html</w:t>
+      </w:r>
+    </w:p>
+    <w:p>
+      <w:r>
+        <w:rPr>
+          <w:sz w:val="18"/>
+        </w:rPr>
+        <w:t>[4]  Juniper Research (April 2026). Agentic Commerce Market 2026–2031 — agentic commerce spend to reach $1.5tn in 2030, growing from pilot deployments in 2025 and 2026; "trust will remain the number one barrier to agentic commerce deployment". https://www.juniperresearch.com/press/agentic-commerce-set-to-generate-15-trillion-globally-by-2030-as-payments-infrastructure-leaders-revealed/</w:t>
+      </w:r>
+    </w:p>
+    <w:p>
+      <w:r>
+        <w:rPr>
+          <w:sz w:val="18"/>
+        </w:rPr>
+        <w:t>[5]  McKinsey &amp; Company, as reported by Stellagent (2026). Global agentic commerce projected at $3tn–$5tn in revenue by 2030 — quoted here from secondary reporting, not from the original publication. https://stellagent.ai/insights/agentic-commerce-market-size-forecast-2030</w:t>
+      </w:r>
+    </w:p>
+    <w:p>
+      <w:r>
+        <w:rPr>
+          <w:sz w:val="18"/>
+        </w:rPr>
+        <w:t>[6]  Bain &amp; Company (2026). 2030 forecast: how agentic AI will reshape US retail — US agentic commerce at $300bn–$500bn by 2030, roughly 15–25% of e-commerce. https://www.bain.com/insights/2030-forecast-how-agentic-ai-will-reshape-us-retail-snap-chart/</w:t>
+      </w:r>
+    </w:p>
+    <w:p>
+      <w:r>
+        <w:rPr>
+          <w:sz w:val="18"/>
+        </w:rPr>
+        <w:t>[7]  Mordor Intelligence (2026). Breach and Attack Simulation Market — USD 1.29bn in 2026. https://www.mordorintelligence.com/industry-reports/breach-and-attack-simulation-market</w:t>
+      </w:r>
+    </w:p>
+    <w:p>
+      <w:r>
+        <w:rPr>
+          <w:sz w:val="18"/>
+        </w:rPr>
+        <w:t>[8]  National Payments Corporation of India, reported by ANI (June 2026). UPI hits new high in May 2026 with 23.2bn transactions worth ₹29.9tn. https://www.aninews.in/news/business/upi-hits-new-high-in-may-2026-with-232-billion-transactions-worth-rs-299-trillion-npci-data-shows20260602155337/</w:t>
+      </w:r>
+    </w:p>
+    <w:p>
+      <w:r>
+        <w:rPr>
+          <w:sz w:val="18"/>
+        </w:rPr>
+        <w:t>[9]  Ministry of Home Affairs / Indian Cyber Crime Coordination Centre, reported by ScamWatch HQ (2026). Indians lost an estimated ₹22,495 crore to cyber fraud in 2025. https://scamwatchhq.com/india-scams-2026-digital-arrest-upi-fraud-epidemic/</w:t>
+      </w:r>
+    </w:p>
+    <w:p>
+      <w:r>
+        <w:rPr>
+          <w:sz w:val="18"/>
+        </w:rPr>
+        <w:t>[10]  Government of India data placed before Parliament, reported by The420.in (2026). UPI fraud of ₹805 crore across 10.64 lakh incidents to November FY26; ₹981 crore across 12.64 lakh cases in FY25. https://the420.in/india-upi-fraud-data-fy26-parliament-digital-payments/</w:t>
+      </w:r>
+    </w:p>
+    <w:p>
+      <w:r>
+        <w:rPr>
+          <w:sz w:val="18"/>
+        </w:rPr>
+        <w:t>[11]  arXiv:2607.21824 (2026). Protocol-Level Attacks on Agentic Commerce Platforms — root-cause classes RC-1 to RC-5, which this corpus adopts and extends. https://arxiv.org/abs/2607.21824</w:t>
+      </w:r>
+    </w:p>
+    <w:p>
+      <w:r>
+        <w:rPr>
+          <w:sz w:val="18"/>
+        </w:rPr>
+        <w:t>[12]  J. P. Anderson (1972). Computer Security Technology Planning Study — the reference monitor: tamper-proof, always invoked, small enough to analyse. https://csrc.nist.gov/csrc/media/publications/conference-paper/1998/10/08/proceedings-of-the-21st-nissc-1998/documents/early-cs-papers/ande72.pdf</w:t>
+      </w:r>
+    </w:p>
+    <w:p>
+      <w:r>
+        <w:rPr>
+          <w:sz w:val="18"/>
+        </w:rPr>
+        <w:t>[13]  J. H. Saltzer and M. D. Schroeder (1975). The Protection of Information in Computer Systems — complete mediation, which is why the ledger refuses unmediated settlement. https://www.cs.virginia.edu/~evans/cs551/saltzer/</w:t>
+      </w:r>
+    </w:p>
+    <w:p>
+      <w:r>
+        <w:rPr>
+          <w:sz w:val="18"/>
+        </w:rPr>
+        <w:t>[14]  W3C (2022). Verifiable Credentials Data Model — the credential format AP2 carries its mandates in. https://www.w3.org/TR/vc-data-model/</w:t>
+      </w:r>
+    </w:p>
+    <w:p>
+      <w:r>
+        <w:rPr>
+          <w:sz w:val="18"/>
+        </w:rPr>
+        <w:t>[15]  G. Ke et al., NeurIPS (2017). LightGBM: A Highly Efficient Gradient Boosting Decision Tree — the learned tier. https://papers.nips.cc/paper/6907-lightgbm-a-highly-efficient-gradient-boosting-decision-tree</w:t>
+      </w:r>
+    </w:p>
+    <w:p>
+      <w:r>
+        <w:rPr>
+          <w:sz w:val="18"/>
+        </w:rPr>
+        <w:t>[16]  T. Fawcett, Pattern Recognition Letters (2006). An introduction to ROC analysis — the AUC convention used here, ties counted as half a win. https://doi.org/10.1016/j.patrec.2005.10.010</w:t>
       </w:r>
     </w:p>
     <w:p>
@@ -5465,7 +7068,7 @@
           <w:color w:val="5B6675"/>
           <w:sz w:val="18"/>
         </w:rPr>
-        <w:t>Generated by `python -m praman walkthrough`. Every quantity in this report was read from the repository's committed results at build time; a test in the suite fails if it can no longer be.</w:t>
+        <w:t>Generated by `python -m praman walkthrough`. Every quantity was read from the repository's committed results at build time, and every figure was drawn from them; a test in the suite fails if either stops being true.</w:t>
       </w:r>
     </w:p>
     <w:sectPr>
